--- a/data/outputs/v2/Essential_Mathematics/SS2.4_Area_of_Polygons/Essential_Mathematics_Area_of_Polygons_FinalExplanation.docx
+++ b/data/outputs/v2/Essential_Mathematics/SS2.4_Area_of_Polygons/Essential_Mathematics_Area_of_Polygons_FinalExplanation.docx
@@ -38,6 +38,177 @@
           <w:szCs w:val="22"/>
         </w:rPr>
         <w:t xml:space="preserve">Student Assessment Document</w:t>
+      </w:r>
+    </w:p>
+    <w:p>
+      <w:pPr>
+        <w:spacing w:after="80" w:before="120"/>
+      </w:pPr>
+      <w:r>
+        <w:rPr>
+          <w:rFonts w:ascii="Arial" w:cs="Arial" w:eastAsia="Arial" w:hAnsi="Arial"/>
+          <w:b/>
+          <w:bCs/>
+          <w:color w:val="1F3864"/>
+          <w:sz w:val="20"/>
+          <w:szCs w:val="20"/>
+        </w:rPr>
+        <w:t xml:space="preserve">ATTRIBUTION AND LICENSING</w:t>
+      </w:r>
+    </w:p>
+    <w:p>
+      <w:pPr>
+        <w:spacing w:after="60" w:before="0"/>
+      </w:pPr>
+      <w:r>
+        <w:rPr>
+          <w:rFonts w:ascii="Arial" w:cs="Arial" w:eastAsia="Arial" w:hAnsi="Arial"/>
+          <w:b/>
+          <w:bCs/>
+          <w:sz w:val="17"/>
+          <w:szCs w:val="17"/>
+        </w:rPr>
+        <w:t xml:space="preserve">Curriculum Alignment: </w:t>
+      </w:r>
+      <w:r>
+        <w:rPr>
+          <w:rFonts w:ascii="Arial" w:cs="Arial" w:eastAsia="Arial" w:hAnsi="Arial"/>
+          <w:sz w:val="17"/>
+          <w:szCs w:val="17"/>
+        </w:rPr>
+        <w:t xml:space="preserve">Structured in pedagogical alignment with the competence-based curriculum format and learning outcomes established by the Kenya Institute of Curriculum Development (KICD). This material is independently developed and is not officially endorsed or published by KICD.</w:t>
+      </w:r>
+    </w:p>
+    <w:p>
+      <w:pPr>
+        <w:spacing w:after="60" w:before="0"/>
+      </w:pPr>
+      <w:r>
+        <w:rPr>
+          <w:rFonts w:ascii="Arial" w:cs="Arial" w:eastAsia="Arial" w:hAnsi="Arial"/>
+          <w:b/>
+          <w:bCs/>
+          <w:sz w:val="17"/>
+          <w:szCs w:val="17"/>
+        </w:rPr>
+        <w:t xml:space="preserve">Content &amp; Pedagogy: </w:t>
+      </w:r>
+      <w:r>
+        <w:rPr>
+          <w:rFonts w:ascii="Arial" w:cs="Arial" w:eastAsia="Arial" w:hAnsi="Arial"/>
+          <w:sz w:val="17"/>
+          <w:szCs w:val="17"/>
+        </w:rPr>
+        <w:t xml:space="preserve">Developed and adapted by the educator team at SeaVuria (registered 501(c)(3) in the United States and registered NGO in Kenya, No. 872-850A-BF11), who designed the pedagogical framework, lesson templates and exemplar lessons on which this material is based.</w:t>
+      </w:r>
+    </w:p>
+    <w:p>
+      <w:pPr>
+        <w:spacing w:after="60" w:before="0"/>
+      </w:pPr>
+      <w:r>
+        <w:rPr>
+          <w:rFonts w:ascii="Arial" w:cs="Arial" w:eastAsia="Arial" w:hAnsi="Arial"/>
+          <w:b/>
+          <w:bCs/>
+          <w:sz w:val="17"/>
+          <w:szCs w:val="17"/>
+        </w:rPr>
+        <w:t xml:space="preserve">Production &amp; Layout: </w:t>
+      </w:r>
+      <w:r>
+        <w:rPr>
+          <w:rFonts w:ascii="Arial" w:cs="Arial" w:eastAsia="Arial" w:hAnsi="Arial"/>
+          <w:sz w:val="17"/>
+          <w:szCs w:val="17"/>
+        </w:rPr>
+        <w:t xml:space="preserve">Educational design and curriculum sequencing by SeaVuria. Technical layout, structural formatting, and digital optimization/implementation executed in partnership with ARES Education (registered 501(c)(3) in the United States and Canada (as Afretech Aid) and registered NGO in Kenya), with lesson drafting and compilation assisted by AI (Claude, Anthropic).</w:t>
+      </w:r>
+    </w:p>
+    <w:p>
+      <w:pPr>
+        <w:pBdr>
+          <w:bottom w:val="single" w:color="1F3864" w:sz="6" w:space="6"/>
+        </w:pBdr>
+        <w:spacing w:after="60" w:before="0"/>
+      </w:pPr>
+      <w:r>
+        <w:rPr>
+          <w:rFonts w:ascii="Arial" w:cs="Arial" w:eastAsia="Arial" w:hAnsi="Arial"/>
+          <w:b/>
+          <w:bCs/>
+          <w:sz w:val="17"/>
+          <w:szCs w:val="17"/>
+        </w:rPr>
+        <w:t xml:space="preserve">Licensing &amp; Copyright: </w:t>
+      </w:r>
+      <w:r>
+        <w:rPr>
+          <w:rFonts w:ascii="Arial" w:cs="Arial" w:eastAsia="Arial" w:hAnsi="Arial"/>
+          <w:sz w:val="17"/>
+          <w:szCs w:val="17"/>
+        </w:rPr>
+        <w:t xml:space="preserve">© 2026 SeaVuria and ARES. This work is licensed under a </w:t>
+      </w:r>
+      <w:hyperlink w:history="1" r:id="rIdaeuaxzxrcrughxbsipfo5">
+        <w:r>
+          <w:rPr>
+            <w:rFonts w:ascii="Arial" w:cs="Arial" w:eastAsia="Arial" w:hAnsi="Arial"/>
+            <w:color w:val="1F6B75"/>
+            <w:sz w:val="17"/>
+            <w:szCs w:val="17"/>
+            <w:u w:val="single" w:color="1F6B75"/>
+          </w:rPr>
+          <w:t xml:space="preserve">Creative Commons Attribution-NonCommercial 4.0 International License</w:t>
+        </w:r>
+      </w:hyperlink>
+      <w:r>
+        <w:rPr>
+          <w:rFonts w:ascii="Arial" w:cs="Arial" w:eastAsia="Arial" w:hAnsi="Arial"/>
+          <w:sz w:val="17"/>
+          <w:szCs w:val="17"/>
+        </w:rPr>
+        <w:t xml:space="preserve"> (</w:t>
+      </w:r>
+      <w:hyperlink w:history="1" r:id="rId16wfrpfk2wxlqkzyozf6q">
+        <w:r>
+          <w:rPr>
+            <w:rFonts w:ascii="Arial" w:cs="Arial" w:eastAsia="Arial" w:hAnsi="Arial"/>
+            <w:color w:val="1F6B75"/>
+            <w:sz w:val="17"/>
+            <w:szCs w:val="17"/>
+            <w:u w:val="single" w:color="1F6B75"/>
+          </w:rPr>
+          <w:t xml:space="preserve">CC BY-NC 4.0</w:t>
+        </w:r>
+      </w:hyperlink>
+      <w:r>
+        <w:rPr>
+          <w:rFonts w:ascii="Arial" w:cs="Arial" w:eastAsia="Arial" w:hAnsi="Arial"/>
+          <w:sz w:val="17"/>
+          <w:szCs w:val="17"/>
+        </w:rPr>
+        <w:t xml:space="preserve">). To view a copy of this license, visit </w:t>
+      </w:r>
+      <w:hyperlink w:history="1" r:id="rIdd3zw8iayshzkafzyvghcq">
+        <w:r>
+          <w:rPr>
+            <w:rFonts w:ascii="Arial" w:cs="Arial" w:eastAsia="Arial" w:hAnsi="Arial"/>
+            <w:color w:val="1F6B75"/>
+            <w:sz w:val="17"/>
+            <w:szCs w:val="17"/>
+            <w:u w:val="single" w:color="1F6B75"/>
+          </w:rPr>
+          <w:t xml:space="preserve">https://creativecommons.org/licenses/by-nc/4.0/</w:t>
+        </w:r>
+      </w:hyperlink>
+      <w:r>
+        <w:rPr>
+          <w:rFonts w:ascii="Arial" w:cs="Arial" w:eastAsia="Arial" w:hAnsi="Arial"/>
+          <w:sz w:val="17"/>
+          <w:szCs w:val="17"/>
+        </w:rPr>
+        <w:t xml:space="preserve">. You are free to copy, redistribute, and adapt this material in any medium or format, provided appropriate credit is given and the material is not used for commercial purposes. KICD learning outcomes and curriculum designations reproduced here for alignment purposes remain the property of KICD and are not covered by this license. Linked external resources (e.g. CK-12, Khan Academy, PhET) are subject to their own licenses.</w:t>
       </w:r>
     </w:p>
     <w:p>

--- a/data/outputs/v2/Essential_Mathematics/SS2.4_Area_of_Polygons/Essential_Mathematics_Area_of_Polygons_FinalExplanation.docx
+++ b/data/outputs/v2/Essential_Mathematics/SS2.4_Area_of_Polygons/Essential_Mathematics_Area_of_Polygons_FinalExplanation.docx
@@ -95,7 +95,7 @@
                 <w:sz w:val="22"/>
                 <w:szCs w:val="22"/>
               </w:rPr>
-              <w:t xml:space="preserve">FINAL EXPLANATION: ESSENTIAL MATHEMATICS – GRADE 10 | SUB-STRAND 2.4: AREA OF POLYGONS</w:t>
+              <w:t xml:space="preserve">FINAL EXPLANATION: ESSENTIAL MATHEMATICS GRADE 10: SUB-STRAND 2.4 AREA OF POLYGONS – FINAL EXPLANATION</w:t>
             </w:r>
           </w:p>
         </w:tc>
@@ -422,7 +422,7 @@
                 <w:sz w:val="18"/>
                 <w:szCs w:val="18"/>
               </w:rPr>
-              <w:t xml:space="preserve">This is your Final Explanation task. You will write a structured response to the driving question using everything you have learned across all 8 lessons. Your goal is to show that you can connect the mathematical tools you developed — sine area rule, Heron's formula, parallelogram area, regular pentagon and hexagon area formulas — back to the real problem faced by the contractor in Kericho County. Read each section prompt carefully. Use the exemplar responses as a guide for the quality and depth expected. Write clearly, show your reasoning, and always connect your mathematics to the real-world context of the courtyard.</w:t>
+              <w:t xml:space="preserve">Driving question: How can we calculate the exact area of any polygon-shaped surface, even when we cannot measure its height, so that builders, farmers and designers in our community never order too much or too little material? Use what you learned in the Kericho community hall courtyard unit to answer each prompt. Write in full sentences, show every step of your working, include units, and give reasons for your choices. Round areas to 1 decimal place unless told otherwise. You may use a calculator and your Courtyard Model.</w:t>
             </w:r>
           </w:p>
         </w:tc>
@@ -450,14 +450,12 @@
         <w:tblLayout w:type="fixed"/>
       </w:tblPr>
       <w:tblGrid>
-        <w:gridCol w:w="3000"/>
-        <w:gridCol w:w="10680"/>
+        <w:gridCol w:w="13680"/>
       </w:tblGrid>
       <w:tr>
         <w:tc>
           <w:tcPr>
             <w:tcW w:type="dxa" w:w="13680"/>
-            <w:gridSpan w:val="2"/>
             <w:shd w:fill="1F3864" w:color="auto" w:val="clear"/>
             <w:tcMar>
               <w:top w:type="dxa" w:w="60"/>
@@ -483,15 +481,15 @@
                 <w:sz w:val="22"/>
                 <w:szCs w:val="22"/>
               </w:rPr>
-              <w:t xml:space="preserve">Section 1: Restate the Problem and Explain Why It Is Challenging</w:t>
-            </w:r>
-          </w:p>
-        </w:tc>
-      </w:tr>
-      <w:tr>
-        <w:tc>
-          <w:tcPr>
-            <w:tcW w:type="dxa" w:w="3000"/>
+              <w:t xml:space="preserve">Part 1: The Courtyard Puzzle and the Sine-Area Formula</w:t>
+            </w:r>
+          </w:p>
+        </w:tc>
+      </w:tr>
+      <w:tr>
+        <w:tc>
+          <w:tcPr>
+            <w:tcW w:type="dxa" w:w="13680"/>
             <w:shd w:fill="D9EEF1" w:color="auto" w:val="clear"/>
             <w:tcMar>
               <w:top w:type="dxa" w:w="60"/>
@@ -517,13 +515,18 @@
                 <w:sz w:val="18"/>
                 <w:szCs w:val="18"/>
               </w:rPr>
-              <w:t xml:space="preserve">In your own words, describe the situation at the Kericho community hall courtyard. Explain specifically WHY the contractor cannot simply use the familiar formula Area = ½ × base × height for the triangular sections, and why knowing only the side length is enough (or not enough) for the hexagonal border tiles. What mathematical challenge does this create?</w:t>
-            </w:r>
-          </w:p>
-        </w:tc>
-        <w:tc>
-          <w:tcPr>
-            <w:tcW w:type="dxa" w:w="10680"/>
+              <w:t xml:space="preserve">A contractor in Kericho County must order tiles for a community hall courtyard. Some triangular sections have two known side lengths and the angle between them, but no height can be measured and there is no right angle. (a) Explain why A = ½ × base × height cannot be used directly on these triangles. (b) Using a right-angled sub-triangle, show how the height can be written using side b and the included angle C. (c) Substitute this into A = ½ × base × height to get a formula for the area. (d) Explain how this formula helps the contractor with Triangle A and Triangle B of the courtyard.</w:t>
+            </w:r>
+          </w:p>
+        </w:tc>
+      </w:tr>
+      <w:tr>
+        <w:trPr>
+          <w:trHeight w:val="4200" w:hRule="atLeast"/>
+        </w:trPr>
+        <w:tc>
+          <w:tcPr>
+            <w:tcW w:type="dxa" w:w="13680"/>
             <w:shd w:fill="FFFFFF" w:color="auto" w:val="clear"/>
             <w:tcMar>
               <w:top w:type="dxa" w:w="60"/>
@@ -543,13 +546,13 @@
                 <w:rFonts w:ascii="Arial" w:cs="Arial" w:eastAsia="Arial" w:hAnsi="Arial"/>
                 <w:b w:val="false"/>
                 <w:bCs w:val="false"/>
-                <w:i w:val="false"/>
-                <w:iCs w:val="false"/>
-                <w:color w:val="000000"/>
-                <w:sz w:val="18"/>
-                <w:szCs w:val="18"/>
-              </w:rPr>
-              <w:t xml:space="preserve">The contractor in Kericho County needs to tile a courtyard floor that is divided into several different polygon shapes — triangular sections, a parallelogram stage area, and a border of regular hexagonal tiles. The challenge is that for the triangular sections, the contractor knows the lengths of two sides and the angle between them, but there is no right angle and no way to physically drop a perpendicular to measure the height. The usual formula, Area = ½ × base × height, requires a perpendicular height, so it cannot be applied directly. Without the height, you are stuck — unless you find another route. For the hexagonal border tiles, knowing only the side length is actually enough, because a regular hexagon can be divided into six equilateral triangles, and its area depends entirely on its side length. However, you still need the correct formula to use that side length correctly. The core mathematical challenge is: how do you calculate area accurately when a perpendicular height is hidden or inaccessible? This is exactly what the new formulas we developed in this unit solve.</w:t>
+                <w:i/>
+                <w:iCs/>
+                <w:color w:val="808080"/>
+                <w:sz w:val="18"/>
+                <w:szCs w:val="18"/>
+              </w:rPr>
+              <w:t xml:space="preserve">Write your answer here:</w:t>
             </w:r>
           </w:p>
         </w:tc>
@@ -577,14 +580,12 @@
         <w:tblLayout w:type="fixed"/>
       </w:tblPr>
       <w:tblGrid>
-        <w:gridCol w:w="3000"/>
-        <w:gridCol w:w="10680"/>
+        <w:gridCol w:w="13680"/>
       </w:tblGrid>
       <w:tr>
         <w:tc>
           <w:tcPr>
             <w:tcW w:type="dxa" w:w="13680"/>
-            <w:gridSpan w:val="2"/>
             <w:shd w:fill="1F3864" w:color="auto" w:val="clear"/>
             <w:tcMar>
               <w:top w:type="dxa" w:w="60"/>
@@ -610,15 +611,15 @@
                 <w:sz w:val="22"/>
                 <w:szCs w:val="22"/>
               </w:rPr>
-              <w:t xml:space="preserve">Section 2: Explain the Mathematical Tools You Developed</w:t>
-            </w:r>
-          </w:p>
-        </w:tc>
-      </w:tr>
-      <w:tr>
-        <w:tc>
-          <w:tcPr>
-            <w:tcW w:type="dxa" w:w="3000"/>
+              <w:t xml:space="preserve">Part 2: Triangles with Three Sides Only (Heron's Formula)</w:t>
+            </w:r>
+          </w:p>
+        </w:tc>
+      </w:tr>
+      <w:tr>
+        <w:tc>
+          <w:tcPr>
+            <w:tcW w:type="dxa" w:w="13680"/>
             <w:shd w:fill="D9EEF1" w:color="auto" w:val="clear"/>
             <w:tcMar>
               <w:top w:type="dxa" w:w="60"/>
@@ -644,13 +645,18 @@
                 <w:sz w:val="18"/>
                 <w:szCs w:val="18"/>
               </w:rPr>
-              <w:t xml:space="preserve">Describe at least FOUR area formulas you learned in this unit. For each formula, state: (a) what information you need to use it, (b) the formula itself using correct mathematical notation, and (c) one sentence connecting it to a specific part of the Kericho courtyard. Show that you understand when and why each formula is used.</w:t>
-            </w:r>
-          </w:p>
-        </w:tc>
-        <w:tc>
-          <w:tcPr>
-            <w:tcW w:type="dxa" w:w="10680"/>
+              <w:t xml:space="preserve">Mwangi, a farmer near Eldoret in the Rift Valley, has a triangular maize plot with sides 40 m, 55 m and 63 m. He cannot measure any angle or any height. (a) Explain why ½ab sin C is not the best choice for his plot. (b) Write down Heron's Formula and say what s stands for. (c) Calculate the area of the plot, showing each step. (d) A classmate says the answer will change if you call the 63 m side a instead of c. Do you agree? Explain using what you found in class.</w:t>
+            </w:r>
+          </w:p>
+        </w:tc>
+      </w:tr>
+      <w:tr>
+        <w:trPr>
+          <w:trHeight w:val="4200" w:hRule="atLeast"/>
+        </w:trPr>
+        <w:tc>
+          <w:tcPr>
+            <w:tcW w:type="dxa" w:w="13680"/>
             <w:shd w:fill="FFFFFF" w:color="auto" w:val="clear"/>
             <w:tcMar>
               <w:top w:type="dxa" w:w="60"/>
@@ -670,165 +676,13 @@
                 <w:rFonts w:ascii="Arial" w:cs="Arial" w:eastAsia="Arial" w:hAnsi="Arial"/>
                 <w:b w:val="false"/>
                 <w:bCs w:val="false"/>
-                <w:i w:val="false"/>
-                <w:iCs w:val="false"/>
-                <w:color w:val="000000"/>
-                <w:sz w:val="18"/>
-                <w:szCs w:val="18"/>
-              </w:rPr>
-              <w:t xml:space="preserve">During this unit, we developed four key formulas for calculating polygon areas without needing a measured perpendicular height:</w:t>
-            </w:r>
-          </w:p>
-          <w:p>
-            <w:pPr>
-              <w:spacing w:after="40" w:before="0"/>
-              <w:jc w:val="left"/>
-            </w:pPr>
-            <w:r>
-              <w:rPr>
-                <w:rFonts w:ascii="Arial" w:cs="Arial" w:eastAsia="Arial" w:hAnsi="Arial"/>
-                <w:b w:val="false"/>
-                <w:bCs w:val="false"/>
-                <w:i w:val="false"/>
-                <w:iCs w:val="false"/>
-                <w:color w:val="000000"/>
-                <w:sz w:val="18"/>
-                <w:szCs w:val="18"/>
-              </w:rPr>
-              <w:t xml:space="preserve"/>
-            </w:r>
-          </w:p>
-          <w:p>
-            <w:pPr>
-              <w:spacing w:after="40" w:before="0"/>
-              <w:jc w:val="left"/>
-            </w:pPr>
-            <w:r>
-              <w:rPr>
-                <w:rFonts w:ascii="Arial" w:cs="Arial" w:eastAsia="Arial" w:hAnsi="Arial"/>
-                <w:b w:val="false"/>
-                <w:bCs w:val="false"/>
-                <w:i w:val="false"/>
-                <w:iCs w:val="false"/>
-                <w:color w:val="000000"/>
-                <w:sz w:val="18"/>
-                <w:szCs w:val="18"/>
-              </w:rPr>
-              <w:t xml:space="preserve">1. Sine Area Rule for a Triangle: If you know two sides (a and b) and the included angle (C) between them, the area is given by Area = ½ab sin(C). You need: two side lengths and the angle between them. In the Kericho courtyard, each triangular chalk-line section has two measured sides and a known included angle, so this formula lets the contractor calculate every triangular area directly.</w:t>
-            </w:r>
-          </w:p>
-          <w:p>
-            <w:pPr>
-              <w:spacing w:after="40" w:before="0"/>
-              <w:jc w:val="left"/>
-            </w:pPr>
-            <w:r>
-              <w:rPr>
-                <w:rFonts w:ascii="Arial" w:cs="Arial" w:eastAsia="Arial" w:hAnsi="Arial"/>
-                <w:b w:val="false"/>
-                <w:bCs w:val="false"/>
-                <w:i w:val="false"/>
-                <w:iCs w:val="false"/>
-                <w:color w:val="000000"/>
-                <w:sz w:val="18"/>
-                <w:szCs w:val="18"/>
-              </w:rPr>
-              <w:t xml:space="preserve"/>
-            </w:r>
-          </w:p>
-          <w:p>
-            <w:pPr>
-              <w:spacing w:after="40" w:before="0"/>
-              <w:jc w:val="left"/>
-            </w:pPr>
-            <w:r>
-              <w:rPr>
-                <w:rFonts w:ascii="Arial" w:cs="Arial" w:eastAsia="Arial" w:hAnsi="Arial"/>
-                <w:b w:val="false"/>
-                <w:bCs w:val="false"/>
-                <w:i w:val="false"/>
-                <w:iCs w:val="false"/>
-                <w:color w:val="000000"/>
-                <w:sz w:val="18"/>
-                <w:szCs w:val="18"/>
-              </w:rPr>
-              <w:t xml:space="preserve">2. Heron's Formula: If you know all three sides of a triangle (a, b, c), first calculate the semi-perimeter s = (a + b + c) ÷ 2, then Area = √[s(s−a)(s−b)(s−c)]. You need: all three side lengths, but no angles and no height. This is useful as a cross-check for the triangular sections when all three side lengths can be taped but the angle is hard to measure precisely.</w:t>
-            </w:r>
-          </w:p>
-          <w:p>
-            <w:pPr>
-              <w:spacing w:after="40" w:before="0"/>
-              <w:jc w:val="left"/>
-            </w:pPr>
-            <w:r>
-              <w:rPr>
-                <w:rFonts w:ascii="Arial" w:cs="Arial" w:eastAsia="Arial" w:hAnsi="Arial"/>
-                <w:b w:val="false"/>
-                <w:bCs w:val="false"/>
-                <w:i w:val="false"/>
-                <w:iCs w:val="false"/>
-                <w:color w:val="000000"/>
-                <w:sz w:val="18"/>
-                <w:szCs w:val="18"/>
-              </w:rPr>
-              <w:t xml:space="preserve"/>
-            </w:r>
-          </w:p>
-          <w:p>
-            <w:pPr>
-              <w:spacing w:after="40" w:before="0"/>
-              <w:jc w:val="left"/>
-            </w:pPr>
-            <w:r>
-              <w:rPr>
-                <w:rFonts w:ascii="Arial" w:cs="Arial" w:eastAsia="Arial" w:hAnsi="Arial"/>
-                <w:b w:val="false"/>
-                <w:bCs w:val="false"/>
-                <w:i w:val="false"/>
-                <w:iCs w:val="false"/>
-                <w:color w:val="000000"/>
-                <w:sz w:val="18"/>
-                <w:szCs w:val="18"/>
-              </w:rPr>
-              <w:t xml:space="preserve">3. Area of a Parallelogram using the Sine Rule: If you know two adjacent sides (a and b) and the included angle (θ), then Area = ab sin(θ). You need: two adjacent side lengths and the included angle. The parallelogram stage area of the courtyard has two measurable sides and a known corner angle, making this formula the right tool.</w:t>
-            </w:r>
-          </w:p>
-          <w:p>
-            <w:pPr>
-              <w:spacing w:after="40" w:before="0"/>
-              <w:jc w:val="left"/>
-            </w:pPr>
-            <w:r>
-              <w:rPr>
-                <w:rFonts w:ascii="Arial" w:cs="Arial" w:eastAsia="Arial" w:hAnsi="Arial"/>
-                <w:b w:val="false"/>
-                <w:bCs w:val="false"/>
-                <w:i w:val="false"/>
-                <w:iCs w:val="false"/>
-                <w:color w:val="000000"/>
-                <w:sz w:val="18"/>
-                <w:szCs w:val="18"/>
-              </w:rPr>
-              <w:t xml:space="preserve"/>
-            </w:r>
-          </w:p>
-          <w:p>
-            <w:pPr>
-              <w:spacing w:after="40" w:before="0"/>
-              <w:jc w:val="left"/>
-            </w:pPr>
-            <w:r>
-              <w:rPr>
-                <w:rFonts w:ascii="Arial" w:cs="Arial" w:eastAsia="Arial" w:hAnsi="Arial"/>
-                <w:b w:val="false"/>
-                <w:bCs w:val="false"/>
-                <w:i w:val="false"/>
-                <w:iCs w:val="false"/>
-                <w:color w:val="000000"/>
-                <w:sz w:val="18"/>
-                <w:szCs w:val="18"/>
-              </w:rPr>
-              <w:t xml:space="preserve">4. Area of a Regular Hexagon: If you know the side length (l) of each regular hexagonal border tile, then Area = (3√3 ÷ 2) × l². You need: only the side length of the hexagon. Since all the border tiles are identical regular hexagons and the contractor knows their side length, this formula lets you calculate the area of each tile and multiply by the number of tiles to find the total border area.</w:t>
+                <w:i/>
+                <w:iCs/>
+                <w:color w:val="808080"/>
+                <w:sz w:val="18"/>
+                <w:szCs w:val="18"/>
+              </w:rPr>
+              <w:t xml:space="preserve">Write your answer here:</w:t>
             </w:r>
           </w:p>
         </w:tc>
@@ -856,14 +710,12 @@
         <w:tblLayout w:type="fixed"/>
       </w:tblPr>
       <w:tblGrid>
-        <w:gridCol w:w="3000"/>
-        <w:gridCol w:w="10680"/>
+        <w:gridCol w:w="13680"/>
       </w:tblGrid>
       <w:tr>
         <w:tc>
           <w:tcPr>
             <w:tcW w:type="dxa" w:w="13680"/>
-            <w:gridSpan w:val="2"/>
             <w:shd w:fill="1F3864" w:color="auto" w:val="clear"/>
             <w:tcMar>
               <w:top w:type="dxa" w:w="60"/>
@@ -889,15 +741,15 @@
                 <w:sz w:val="22"/>
                 <w:szCs w:val="22"/>
               </w:rPr>
-              <w:t xml:space="preserve">Section 3: Apply the Mathematics — Solve the Courtyard Problem</w:t>
-            </w:r>
-          </w:p>
-        </w:tc>
-      </w:tr>
-      <w:tr>
-        <w:tc>
-          <w:tcPr>
-            <w:tcW w:type="dxa" w:w="3000"/>
+              <w:t xml:space="preserve">Part 3: The Parallelogram Stage – Choosing the Right Method</w:t>
+            </w:r>
+          </w:p>
+        </w:tc>
+      </w:tr>
+      <w:tr>
+        <w:tc>
+          <w:tcPr>
+            <w:tcW w:type="dxa" w:w="13680"/>
             <w:shd w:fill="D9EEF1" w:color="auto" w:val="clear"/>
             <w:tcMar>
               <w:top w:type="dxa" w:w="60"/>
@@ -923,111 +775,18 @@
                 <w:sz w:val="18"/>
                 <w:szCs w:val="18"/>
               </w:rPr>
-              <w:t xml:space="preserve">Use the measurements below to calculate the areas of THREE different sections of the Kericho courtyard. Show ALL your working clearly, including the formula you chose, why you chose it, your substitution, and your final answer with correct units. Then add up the three areas to find the combined total.</w:t>
-            </w:r>
-          </w:p>
-          <w:p>
-            <w:pPr>
-              <w:spacing w:after="40" w:before="0"/>
-              <w:jc w:val="left"/>
-            </w:pPr>
-            <w:r>
-              <w:rPr>
-                <w:rFonts w:ascii="Arial" w:cs="Arial" w:eastAsia="Arial" w:hAnsi="Arial"/>
-                <w:b/>
-                <w:bCs/>
-                <w:i w:val="false"/>
-                <w:iCs w:val="false"/>
-                <w:color w:val="000000"/>
-                <w:sz w:val="18"/>
-                <w:szCs w:val="18"/>
-              </w:rPr>
-              <w:t xml:space="preserve"/>
-            </w:r>
-          </w:p>
-          <w:p>
-            <w:pPr>
-              <w:spacing w:after="40" w:before="0"/>
-              <w:jc w:val="left"/>
-            </w:pPr>
-            <w:r>
-              <w:rPr>
-                <w:rFonts w:ascii="Arial" w:cs="Arial" w:eastAsia="Arial" w:hAnsi="Arial"/>
-                <w:b/>
-                <w:bCs/>
-                <w:i w:val="false"/>
-                <w:iCs w:val="false"/>
-                <w:color w:val="000000"/>
-                <w:sz w:val="18"/>
-                <w:szCs w:val="18"/>
-              </w:rPr>
-              <w:t xml:space="preserve">Given measurements:</w:t>
-            </w:r>
-          </w:p>
-          <w:p>
-            <w:pPr>
-              <w:spacing w:after="30" w:before="0"/>
-              <w:ind w:left="360" w:hanging="180"/>
-              <w:jc w:val="left"/>
-            </w:pPr>
-            <w:r>
-              <w:rPr>
-                <w:rFonts w:ascii="Arial" w:cs="Arial" w:eastAsia="Arial" w:hAnsi="Arial"/>
-                <w:b/>
-                <w:bCs/>
-                <w:i w:val="false"/>
-                <w:iCs w:val="false"/>
-                <w:color w:val="000000"/>
-                <w:sz w:val="18"/>
-                <w:szCs w:val="18"/>
-              </w:rPr>
-              <w:t xml:space="preserve">–  Triangle Section A: two sides of 6 m and 8 m, included angle = 55°</w:t>
-            </w:r>
-          </w:p>
-          <w:p>
-            <w:pPr>
-              <w:spacing w:after="30" w:before="0"/>
-              <w:ind w:left="360" w:hanging="180"/>
-              <w:jc w:val="left"/>
-            </w:pPr>
-            <w:r>
-              <w:rPr>
-                <w:rFonts w:ascii="Arial" w:cs="Arial" w:eastAsia="Arial" w:hAnsi="Arial"/>
-                <w:b/>
-                <w:bCs/>
-                <w:i w:val="false"/>
-                <w:iCs w:val="false"/>
-                <w:color w:val="000000"/>
-                <w:sz w:val="18"/>
-                <w:szCs w:val="18"/>
-              </w:rPr>
-              <w:t xml:space="preserve">–  Parallelogram Stage: two adjacent sides of 10 m and 7 m, included angle = 65°</w:t>
-            </w:r>
-          </w:p>
-          <w:p>
-            <w:pPr>
-              <w:spacing w:after="30" w:before="0"/>
-              <w:ind w:left="360" w:hanging="180"/>
-              <w:jc w:val="left"/>
-            </w:pPr>
-            <w:r>
-              <w:rPr>
-                <w:rFonts w:ascii="Arial" w:cs="Arial" w:eastAsia="Arial" w:hAnsi="Arial"/>
-                <w:b/>
-                <w:bCs/>
-                <w:i w:val="false"/>
-                <w:iCs w:val="false"/>
-                <w:color w:val="000000"/>
-                <w:sz w:val="18"/>
-                <w:szCs w:val="18"/>
-              </w:rPr>
-              <w:t xml:space="preserve">–  Hexagonal Border Tile: side length = 0.4 m, and there are 48 tiles in the border</w:t>
-            </w:r>
-          </w:p>
-        </w:tc>
-        <w:tc>
-          <w:tcPr>
-            <w:tcW w:type="dxa" w:w="10680"/>
+              <w:t xml:space="preserve">The stage in the Kericho courtyard is a parallelogram with adjacent sides 6 m and 4 m and an included angle of 65°. (a) Write the formula you would use and explain why it is the practical choice here. (b) Calculate the area of the stage. (c) Explain how this formula is connected to the triangle formula ½ab sin C. (d) A kanga patch is a rhombus whose two diagonals can both be measured. Which formula would you choose for it, and why? (e) The contractor needs whole tiles. Should the number of tiles be rounded up or down? Why?</w:t>
+            </w:r>
+          </w:p>
+        </w:tc>
+      </w:tr>
+      <w:tr>
+        <w:trPr>
+          <w:trHeight w:val="4200" w:hRule="atLeast"/>
+        </w:trPr>
+        <w:tc>
+          <w:tcPr>
+            <w:tcW w:type="dxa" w:w="13680"/>
             <w:shd w:fill="FFFFFF" w:color="auto" w:val="clear"/>
             <w:tcMar>
               <w:top w:type="dxa" w:w="60"/>
@@ -1047,450 +806,13 @@
                 <w:rFonts w:ascii="Arial" w:cs="Arial" w:eastAsia="Arial" w:hAnsi="Arial"/>
                 <w:b w:val="false"/>
                 <w:bCs w:val="false"/>
-                <w:i w:val="false"/>
-                <w:iCs w:val="false"/>
-                <w:color w:val="000000"/>
-                <w:sz w:val="18"/>
-                <w:szCs w:val="18"/>
-              </w:rPr>
-              <w:t xml:space="preserve">Triangle Section A — Sine Area Rule:</w:t>
-            </w:r>
-          </w:p>
-          <w:p>
-            <w:pPr>
-              <w:spacing w:after="40" w:before="0"/>
-              <w:jc w:val="left"/>
-            </w:pPr>
-            <w:r>
-              <w:rPr>
-                <w:rFonts w:ascii="Arial" w:cs="Arial" w:eastAsia="Arial" w:hAnsi="Arial"/>
-                <w:b w:val="false"/>
-                <w:bCs w:val="false"/>
-                <w:i w:val="false"/>
-                <w:iCs w:val="false"/>
-                <w:color w:val="000000"/>
-                <w:sz w:val="18"/>
-                <w:szCs w:val="18"/>
-              </w:rPr>
-              <w:t xml:space="preserve">I know two sides and the included angle, so I use Area = ½ab sin(C).</w:t>
-            </w:r>
-          </w:p>
-          <w:p>
-            <w:pPr>
-              <w:spacing w:after="40" w:before="0"/>
-              <w:jc w:val="left"/>
-            </w:pPr>
-            <w:r>
-              <w:rPr>
-                <w:rFonts w:ascii="Arial" w:cs="Arial" w:eastAsia="Arial" w:hAnsi="Arial"/>
-                <w:b w:val="false"/>
-                <w:bCs w:val="false"/>
-                <w:i w:val="false"/>
-                <w:iCs w:val="false"/>
-                <w:color w:val="000000"/>
-                <w:sz w:val="18"/>
-                <w:szCs w:val="18"/>
-              </w:rPr>
-              <w:t xml:space="preserve">Area = ½ × 6 × 8 × sin(55°)</w:t>
-            </w:r>
-          </w:p>
-          <w:p>
-            <w:pPr>
-              <w:spacing w:after="40" w:before="0"/>
-              <w:jc w:val="left"/>
-            </w:pPr>
-            <w:r>
-              <w:rPr>
-                <w:rFonts w:ascii="Arial" w:cs="Arial" w:eastAsia="Arial" w:hAnsi="Arial"/>
-                <w:b w:val="false"/>
-                <w:bCs w:val="false"/>
-                <w:i w:val="false"/>
-                <w:iCs w:val="false"/>
-                <w:color w:val="000000"/>
-                <w:sz w:val="18"/>
-                <w:szCs w:val="18"/>
-              </w:rPr>
-              <w:t xml:space="preserve">Area = ½ × 48 × 0.8192</w:t>
-            </w:r>
-          </w:p>
-          <w:p>
-            <w:pPr>
-              <w:spacing w:after="40" w:before="0"/>
-              <w:jc w:val="left"/>
-            </w:pPr>
-            <w:r>
-              <w:rPr>
-                <w:rFonts w:ascii="Arial" w:cs="Arial" w:eastAsia="Arial" w:hAnsi="Arial"/>
-                <w:b w:val="false"/>
-                <w:bCs w:val="false"/>
-                <w:i w:val="false"/>
-                <w:iCs w:val="false"/>
-                <w:color w:val="000000"/>
-                <w:sz w:val="18"/>
-                <w:szCs w:val="18"/>
-              </w:rPr>
-              <w:t xml:space="preserve">Area = 24 × 0.8192</w:t>
-            </w:r>
-          </w:p>
-          <w:p>
-            <w:pPr>
-              <w:spacing w:after="40" w:before="0"/>
-              <w:jc w:val="left"/>
-            </w:pPr>
-            <w:r>
-              <w:rPr>
-                <w:rFonts w:ascii="Arial" w:cs="Arial" w:eastAsia="Arial" w:hAnsi="Arial"/>
-                <w:b w:val="false"/>
-                <w:bCs w:val="false"/>
-                <w:i w:val="false"/>
-                <w:iCs w:val="false"/>
-                <w:color w:val="000000"/>
-                <w:sz w:val="18"/>
-                <w:szCs w:val="18"/>
-              </w:rPr>
-              <w:t xml:space="preserve">Area ≈ 19.66 m²</w:t>
-            </w:r>
-          </w:p>
-          <w:p>
-            <w:pPr>
-              <w:spacing w:after="40" w:before="0"/>
-              <w:jc w:val="left"/>
-            </w:pPr>
-            <w:r>
-              <w:rPr>
-                <w:rFonts w:ascii="Arial" w:cs="Arial" w:eastAsia="Arial" w:hAnsi="Arial"/>
-                <w:b w:val="false"/>
-                <w:bCs w:val="false"/>
-                <w:i w:val="false"/>
-                <w:iCs w:val="false"/>
-                <w:color w:val="000000"/>
-                <w:sz w:val="18"/>
-                <w:szCs w:val="18"/>
-              </w:rPr>
-              <w:t xml:space="preserve"/>
-            </w:r>
-          </w:p>
-          <w:p>
-            <w:pPr>
-              <w:spacing w:after="40" w:before="0"/>
-              <w:jc w:val="left"/>
-            </w:pPr>
-            <w:r>
-              <w:rPr>
-                <w:rFonts w:ascii="Arial" w:cs="Arial" w:eastAsia="Arial" w:hAnsi="Arial"/>
-                <w:b w:val="false"/>
-                <w:bCs w:val="false"/>
-                <w:i w:val="false"/>
-                <w:iCs w:val="false"/>
-                <w:color w:val="000000"/>
-                <w:sz w:val="18"/>
-                <w:szCs w:val="18"/>
-              </w:rPr>
-              <w:t xml:space="preserve">Parallelogram Stage — Parallelogram Sine Rule:</w:t>
-            </w:r>
-          </w:p>
-          <w:p>
-            <w:pPr>
-              <w:spacing w:after="40" w:before="0"/>
-              <w:jc w:val="left"/>
-            </w:pPr>
-            <w:r>
-              <w:rPr>
-                <w:rFonts w:ascii="Arial" w:cs="Arial" w:eastAsia="Arial" w:hAnsi="Arial"/>
-                <w:b w:val="false"/>
-                <w:bCs w:val="false"/>
-                <w:i w:val="false"/>
-                <w:iCs w:val="false"/>
-                <w:color w:val="000000"/>
-                <w:sz w:val="18"/>
-                <w:szCs w:val="18"/>
-              </w:rPr>
-              <w:t xml:space="preserve">I know two adjacent sides and the included angle, so I use Area = ab sin(θ).</w:t>
-            </w:r>
-          </w:p>
-          <w:p>
-            <w:pPr>
-              <w:spacing w:after="40" w:before="0"/>
-              <w:jc w:val="left"/>
-            </w:pPr>
-            <w:r>
-              <w:rPr>
-                <w:rFonts w:ascii="Arial" w:cs="Arial" w:eastAsia="Arial" w:hAnsi="Arial"/>
-                <w:b w:val="false"/>
-                <w:bCs w:val="false"/>
-                <w:i w:val="false"/>
-                <w:iCs w:val="false"/>
-                <w:color w:val="000000"/>
-                <w:sz w:val="18"/>
-                <w:szCs w:val="18"/>
-              </w:rPr>
-              <w:t xml:space="preserve">Area = 10 × 7 × sin(65°)</w:t>
-            </w:r>
-          </w:p>
-          <w:p>
-            <w:pPr>
-              <w:spacing w:after="40" w:before="0"/>
-              <w:jc w:val="left"/>
-            </w:pPr>
-            <w:r>
-              <w:rPr>
-                <w:rFonts w:ascii="Arial" w:cs="Arial" w:eastAsia="Arial" w:hAnsi="Arial"/>
-                <w:b w:val="false"/>
-                <w:bCs w:val="false"/>
-                <w:i w:val="false"/>
-                <w:iCs w:val="false"/>
-                <w:color w:val="000000"/>
-                <w:sz w:val="18"/>
-                <w:szCs w:val="18"/>
-              </w:rPr>
-              <w:t xml:space="preserve">Area = 70 × 0.9063</w:t>
-            </w:r>
-          </w:p>
-          <w:p>
-            <w:pPr>
-              <w:spacing w:after="40" w:before="0"/>
-              <w:jc w:val="left"/>
-            </w:pPr>
-            <w:r>
-              <w:rPr>
-                <w:rFonts w:ascii="Arial" w:cs="Arial" w:eastAsia="Arial" w:hAnsi="Arial"/>
-                <w:b w:val="false"/>
-                <w:bCs w:val="false"/>
-                <w:i w:val="false"/>
-                <w:iCs w:val="false"/>
-                <w:color w:val="000000"/>
-                <w:sz w:val="18"/>
-                <w:szCs w:val="18"/>
-              </w:rPr>
-              <w:t xml:space="preserve">Area ≈ 63.44 m²</w:t>
-            </w:r>
-          </w:p>
-          <w:p>
-            <w:pPr>
-              <w:spacing w:after="40" w:before="0"/>
-              <w:jc w:val="left"/>
-            </w:pPr>
-            <w:r>
-              <w:rPr>
-                <w:rFonts w:ascii="Arial" w:cs="Arial" w:eastAsia="Arial" w:hAnsi="Arial"/>
-                <w:b w:val="false"/>
-                <w:bCs w:val="false"/>
-                <w:i w:val="false"/>
-                <w:iCs w:val="false"/>
-                <w:color w:val="000000"/>
-                <w:sz w:val="18"/>
-                <w:szCs w:val="18"/>
-              </w:rPr>
-              <w:t xml:space="preserve"/>
-            </w:r>
-          </w:p>
-          <w:p>
-            <w:pPr>
-              <w:spacing w:after="40" w:before="0"/>
-              <w:jc w:val="left"/>
-            </w:pPr>
-            <w:r>
-              <w:rPr>
-                <w:rFonts w:ascii="Arial" w:cs="Arial" w:eastAsia="Arial" w:hAnsi="Arial"/>
-                <w:b w:val="false"/>
-                <w:bCs w:val="false"/>
-                <w:i w:val="false"/>
-                <w:iCs w:val="false"/>
-                <w:color w:val="000000"/>
-                <w:sz w:val="18"/>
-                <w:szCs w:val="18"/>
-              </w:rPr>
-              <w:t xml:space="preserve">Hexagonal Border Tiles — Regular Hexagon Formula:</w:t>
-            </w:r>
-          </w:p>
-          <w:p>
-            <w:pPr>
-              <w:spacing w:after="40" w:before="0"/>
-              <w:jc w:val="left"/>
-            </w:pPr>
-            <w:r>
-              <w:rPr>
-                <w:rFonts w:ascii="Arial" w:cs="Arial" w:eastAsia="Arial" w:hAnsi="Arial"/>
-                <w:b w:val="false"/>
-                <w:bCs w:val="false"/>
-                <w:i w:val="false"/>
-                <w:iCs w:val="false"/>
-                <w:color w:val="000000"/>
-                <w:sz w:val="18"/>
-                <w:szCs w:val="18"/>
-              </w:rPr>
-              <w:t xml:space="preserve">I know the side length of each tile, so I use Area of one hexagon = (3√3 ÷ 2) × l².</w:t>
-            </w:r>
-          </w:p>
-          <w:p>
-            <w:pPr>
-              <w:spacing w:after="40" w:before="0"/>
-              <w:jc w:val="left"/>
-            </w:pPr>
-            <w:r>
-              <w:rPr>
-                <w:rFonts w:ascii="Arial" w:cs="Arial" w:eastAsia="Arial" w:hAnsi="Arial"/>
-                <w:b w:val="false"/>
-                <w:bCs w:val="false"/>
-                <w:i w:val="false"/>
-                <w:iCs w:val="false"/>
-                <w:color w:val="000000"/>
-                <w:sz w:val="18"/>
-                <w:szCs w:val="18"/>
-              </w:rPr>
-              <w:t xml:space="preserve">Area of one tile = (3 × 1.7321 ÷ 2) × (0.4)²</w:t>
-            </w:r>
-          </w:p>
-          <w:p>
-            <w:pPr>
-              <w:spacing w:after="40" w:before="0"/>
-              <w:jc w:val="left"/>
-            </w:pPr>
-            <w:r>
-              <w:rPr>
-                <w:rFonts w:ascii="Arial" w:cs="Arial" w:eastAsia="Arial" w:hAnsi="Arial"/>
-                <w:b w:val="false"/>
-                <w:bCs w:val="false"/>
-                <w:i w:val="false"/>
-                <w:iCs w:val="false"/>
-                <w:color w:val="000000"/>
-                <w:sz w:val="18"/>
-                <w:szCs w:val="18"/>
-              </w:rPr>
-              <w:t xml:space="preserve">Area of one tile = 2.5981 × 0.16</w:t>
-            </w:r>
-          </w:p>
-          <w:p>
-            <w:pPr>
-              <w:spacing w:after="40" w:before="0"/>
-              <w:jc w:val="left"/>
-            </w:pPr>
-            <w:r>
-              <w:rPr>
-                <w:rFonts w:ascii="Arial" w:cs="Arial" w:eastAsia="Arial" w:hAnsi="Arial"/>
-                <w:b w:val="false"/>
-                <w:bCs w:val="false"/>
-                <w:i w:val="false"/>
-                <w:iCs w:val="false"/>
-                <w:color w:val="000000"/>
-                <w:sz w:val="18"/>
-                <w:szCs w:val="18"/>
-              </w:rPr>
-              <w:t xml:space="preserve">Area of one tile ≈ 0.4157 m²</w:t>
-            </w:r>
-          </w:p>
-          <w:p>
-            <w:pPr>
-              <w:spacing w:after="40" w:before="0"/>
-              <w:jc w:val="left"/>
-            </w:pPr>
-            <w:r>
-              <w:rPr>
-                <w:rFonts w:ascii="Arial" w:cs="Arial" w:eastAsia="Arial" w:hAnsi="Arial"/>
-                <w:b w:val="false"/>
-                <w:bCs w:val="false"/>
-                <w:i w:val="false"/>
-                <w:iCs w:val="false"/>
-                <w:color w:val="000000"/>
-                <w:sz w:val="18"/>
-                <w:szCs w:val="18"/>
-              </w:rPr>
-              <w:t xml:space="preserve">Total border tile area = 48 × 0.4157 ≈ 19.95 m²</w:t>
-            </w:r>
-          </w:p>
-          <w:p>
-            <w:pPr>
-              <w:spacing w:after="40" w:before="0"/>
-              <w:jc w:val="left"/>
-            </w:pPr>
-            <w:r>
-              <w:rPr>
-                <w:rFonts w:ascii="Arial" w:cs="Arial" w:eastAsia="Arial" w:hAnsi="Arial"/>
-                <w:b w:val="false"/>
-                <w:bCs w:val="false"/>
-                <w:i w:val="false"/>
-                <w:iCs w:val="false"/>
-                <w:color w:val="000000"/>
-                <w:sz w:val="18"/>
-                <w:szCs w:val="18"/>
-              </w:rPr>
-              <w:t xml:space="preserve"/>
-            </w:r>
-          </w:p>
-          <w:p>
-            <w:pPr>
-              <w:spacing w:after="40" w:before="0"/>
-              <w:jc w:val="left"/>
-            </w:pPr>
-            <w:r>
-              <w:rPr>
-                <w:rFonts w:ascii="Arial" w:cs="Arial" w:eastAsia="Arial" w:hAnsi="Arial"/>
-                <w:b w:val="false"/>
-                <w:bCs w:val="false"/>
-                <w:i w:val="false"/>
-                <w:iCs w:val="false"/>
-                <w:color w:val="000000"/>
-                <w:sz w:val="18"/>
-                <w:szCs w:val="18"/>
-              </w:rPr>
-              <w:t xml:space="preserve">Combined Total Area:</w:t>
-            </w:r>
-          </w:p>
-          <w:p>
-            <w:pPr>
-              <w:spacing w:after="40" w:before="0"/>
-              <w:jc w:val="left"/>
-            </w:pPr>
-            <w:r>
-              <w:rPr>
-                <w:rFonts w:ascii="Arial" w:cs="Arial" w:eastAsia="Arial" w:hAnsi="Arial"/>
-                <w:b w:val="false"/>
-                <w:bCs w:val="false"/>
-                <w:i w:val="false"/>
-                <w:iCs w:val="false"/>
-                <w:color w:val="000000"/>
-                <w:sz w:val="18"/>
-                <w:szCs w:val="18"/>
-              </w:rPr>
-              <w:t xml:space="preserve">19.66 + 63.44 + 19.95 = 103.05 m²</w:t>
-            </w:r>
-          </w:p>
-          <w:p>
-            <w:pPr>
-              <w:spacing w:after="40" w:before="0"/>
-              <w:jc w:val="left"/>
-            </w:pPr>
-            <w:r>
-              <w:rPr>
-                <w:rFonts w:ascii="Arial" w:cs="Arial" w:eastAsia="Arial" w:hAnsi="Arial"/>
-                <w:b w:val="false"/>
-                <w:bCs w:val="false"/>
-                <w:i w:val="false"/>
-                <w:iCs w:val="false"/>
-                <w:color w:val="000000"/>
-                <w:sz w:val="18"/>
-                <w:szCs w:val="18"/>
-              </w:rPr>
-              <w:t xml:space="preserve"/>
-            </w:r>
-          </w:p>
-          <w:p>
-            <w:pPr>
-              <w:spacing w:after="40" w:before="0"/>
-              <w:jc w:val="left"/>
-            </w:pPr>
-            <w:r>
-              <w:rPr>
-                <w:rFonts w:ascii="Arial" w:cs="Arial" w:eastAsia="Arial" w:hAnsi="Arial"/>
-                <w:b w:val="false"/>
-                <w:bCs w:val="false"/>
-                <w:i w:val="false"/>
-                <w:iCs w:val="false"/>
-                <w:color w:val="000000"/>
-                <w:sz w:val="18"/>
-                <w:szCs w:val="18"/>
-              </w:rPr>
-              <w:t xml:space="preserve">The contractor should order tiles to cover at least 103.05 m², and would be wise to add a small percentage extra for cuts and wastage.</w:t>
+                <w:i/>
+                <w:iCs/>
+                <w:color w:val="808080"/>
+                <w:sz w:val="18"/>
+                <w:szCs w:val="18"/>
+              </w:rPr>
+              <w:t xml:space="preserve">Write your answer here:</w:t>
             </w:r>
           </w:p>
         </w:tc>
@@ -1518,14 +840,12 @@
         <w:tblLayout w:type="fixed"/>
       </w:tblPr>
       <w:tblGrid>
-        <w:gridCol w:w="3000"/>
-        <w:gridCol w:w="10680"/>
+        <w:gridCol w:w="13680"/>
       </w:tblGrid>
       <w:tr>
         <w:tc>
           <w:tcPr>
             <w:tcW w:type="dxa" w:w="13680"/>
-            <w:gridSpan w:val="2"/>
             <w:shd w:fill="1F3864" w:color="auto" w:val="clear"/>
             <w:tcMar>
               <w:top w:type="dxa" w:w="60"/>
@@ -1551,15 +871,15 @@
                 <w:sz w:val="22"/>
                 <w:szCs w:val="22"/>
               </w:rPr>
-              <w:t xml:space="preserve">Section 4: Connect Back to the Driving Question</w:t>
-            </w:r>
-          </w:p>
-        </w:tc>
-      </w:tr>
-      <w:tr>
-        <w:tc>
-          <w:tcPr>
-            <w:tcW w:type="dxa" w:w="3000"/>
+              <w:t xml:space="preserve">Part 4: Regular Pentagons and Hexagons from Side Length Alone</w:t>
+            </w:r>
+          </w:p>
+        </w:tc>
+      </w:tr>
+      <w:tr>
+        <w:tc>
+          <w:tcPr>
+            <w:tcW w:type="dxa" w:w="13680"/>
             <w:shd w:fill="D9EEF1" w:color="auto" w:val="clear"/>
             <w:tcMar>
               <w:top w:type="dxa" w:w="60"/>
@@ -1585,13 +905,18 @@
                 <w:sz w:val="18"/>
                 <w:szCs w:val="18"/>
               </w:rPr>
-              <w:t xml:space="preserve">Now directly answer the driving question: How can we calculate the exact area of any polygon-shaped surface — even when we cannot measure its height — so that builders, farmers, and designers in our community never order too much or too little material? In your answer, explain the general principle that makes this possible, mention at least two different real-life contexts in Kenya (beyond the Kericho courtyard) where this matters, and explain the consequence of getting the area calculation wrong.</w:t>
-            </w:r>
-          </w:p>
-        </w:tc>
-        <w:tc>
-          <w:tcPr>
-            <w:tcW w:type="dxa" w:w="10680"/>
+              <w:t xml:space="preserve">(a) A njugu (groundnut) vendor at Kericho market uses a regular pentagonal tray with side length s. Explain, step by step, how dividing the pentagon into congruent triangles leads to A = 5s²/(4 tan 36°). Include the angles in one triangle and say why tan 36° appears. (b) Use the formula to find the area of a tray with s = 9 cm. (c) The hexagonal border tiles of the courtyard are regular hexagons with known side length s. Explain how to derive their area formula from the area of an equilateral triangle and say why no height measurement is needed.</w:t>
+            </w:r>
+          </w:p>
+        </w:tc>
+      </w:tr>
+      <w:tr>
+        <w:trPr>
+          <w:trHeight w:val="4200" w:hRule="atLeast"/>
+        </w:trPr>
+        <w:tc>
+          <w:tcPr>
+            <w:tcW w:type="dxa" w:w="13680"/>
             <w:shd w:fill="FFFFFF" w:color="auto" w:val="clear"/>
             <w:tcMar>
               <w:top w:type="dxa" w:w="60"/>
@@ -1611,51 +936,13 @@
                 <w:rFonts w:ascii="Arial" w:cs="Arial" w:eastAsia="Arial" w:hAnsi="Arial"/>
                 <w:b w:val="false"/>
                 <w:bCs w:val="false"/>
-                <w:i w:val="false"/>
-                <w:iCs w:val="false"/>
-                <w:color w:val="000000"/>
-                <w:sz w:val="18"/>
-                <w:szCs w:val="18"/>
-              </w:rPr>
-              <w:t xml:space="preserve">We can calculate the exact area of any polygon-shaped surface without measuring its height by using formulas that replace the hidden height with information we CAN measure — such as side lengths and angles. The general principle is that trigonometry (especially the sine function) allows us to express perpendicular height in terms of a side and an angle, which we can always measure with a tape and a protractor. Heron's formula takes this even further — it needs no angles at all, only the three side lengths. By decomposing any polygon into triangles and applying these formulas, we can find the exact area of any shape.</w:t>
-            </w:r>
-          </w:p>
-          <w:p>
-            <w:pPr>
-              <w:spacing w:after="40" w:before="0"/>
-              <w:jc w:val="left"/>
-            </w:pPr>
-            <w:r>
-              <w:rPr>
-                <w:rFonts w:ascii="Arial" w:cs="Arial" w:eastAsia="Arial" w:hAnsi="Arial"/>
-                <w:b w:val="false"/>
-                <w:bCs w:val="false"/>
-                <w:i w:val="false"/>
-                <w:iCs w:val="false"/>
-                <w:color w:val="000000"/>
-                <w:sz w:val="18"/>
-                <w:szCs w:val="18"/>
-              </w:rPr>
-              <w:t xml:space="preserve"/>
-            </w:r>
-          </w:p>
-          <w:p>
-            <w:pPr>
-              <w:spacing w:after="40" w:before="0"/>
-              <w:jc w:val="left"/>
-            </w:pPr>
-            <w:r>
-              <w:rPr>
-                <w:rFonts w:ascii="Arial" w:cs="Arial" w:eastAsia="Arial" w:hAnsi="Arial"/>
-                <w:b w:val="false"/>
-                <w:bCs w:val="false"/>
-                <w:i w:val="false"/>
-                <w:iCs w:val="false"/>
-                <w:color w:val="000000"/>
-                <w:sz w:val="18"/>
-                <w:szCs w:val="18"/>
-              </w:rPr>
-              <w:t xml:space="preserve">This matters in many real Kenyan contexts. For example, a tea farmer in Kericho dividing a plot of land into triangular sections for different tea varieties needs the exact area of each section to know how many seedlings to buy — buying too few means gaps in the farm, buying too many wastes money. Similarly, a road construction team in the Rift Valley laying tarmac on a trapezoidal road section needs the precise area to order the correct volume of bitumen — overordering is expensive, underordering causes dangerous delays. Getting the calculation wrong has direct financial consequences: the Kericho contractor who overestimates the courtyard area will waste thousands of shillings on unused tiles, while underestimating means the project stalls and the community waits. Precision in area calculation is not just a mathematics exercise — it is a tool that protects people's money, time, and livelihoods.</w:t>
+                <w:i/>
+                <w:iCs/>
+                <w:color w:val="808080"/>
+                <w:sz w:val="18"/>
+                <w:szCs w:val="18"/>
+              </w:rPr>
+              <w:t xml:space="preserve">Write your answer here:</w:t>
             </w:r>
           </w:p>
         </w:tc>
@@ -1683,14 +970,12 @@
         <w:tblLayout w:type="fixed"/>
       </w:tblPr>
       <w:tblGrid>
-        <w:gridCol w:w="3000"/>
-        <w:gridCol w:w="10680"/>
+        <w:gridCol w:w="13680"/>
       </w:tblGrid>
       <w:tr>
         <w:tc>
           <w:tcPr>
             <w:tcW w:type="dxa" w:w="13680"/>
-            <w:gridSpan w:val="2"/>
             <w:shd w:fill="1F3864" w:color="auto" w:val="clear"/>
             <w:tcMar>
               <w:top w:type="dxa" w:w="60"/>
@@ -1716,15 +1001,15 @@
                 <w:sz w:val="22"/>
                 <w:szCs w:val="22"/>
               </w:rPr>
-              <w:t xml:space="preserve">Section 5: Reflect on Your Learning and Identify Limits</w:t>
-            </w:r>
-          </w:p>
-        </w:tc>
-      </w:tr>
-      <w:tr>
-        <w:tc>
-          <w:tcPr>
-            <w:tcW w:type="dxa" w:w="3000"/>
+              <w:t xml:space="preserve">Part 5: Putting It All Together for the Kericho Courtyard</w:t>
+            </w:r>
+          </w:p>
+        </w:tc>
+      </w:tr>
+      <w:tr>
+        <w:tc>
+          <w:tcPr>
+            <w:tcW w:type="dxa" w:w="13680"/>
             <w:shd w:fill="D9EEF1" w:color="auto" w:val="clear"/>
             <w:tcMar>
               <w:top w:type="dxa" w:w="60"/>
@@ -1750,13 +1035,18 @@
                 <w:sz w:val="18"/>
                 <w:szCs w:val="18"/>
               </w:rPr>
-              <w:t xml:space="preserve">Reflect honestly on what you now understand that you did not understand at the start of this unit. What was the most important idea that shifted your thinking? Also identify ONE limitation of the methods we used — is there any situation where even these formulas might not give a perfectly accurate answer in real life, and how might a contractor deal with that?</w:t>
-            </w:r>
-          </w:p>
-        </w:tc>
-        <w:tc>
-          <w:tcPr>
-            <w:tcW w:type="dxa" w:w="10680"/>
+              <w:t xml:space="preserve">Your final task is to explain the answer to the driving question. (a) For each courtyard section, say which formula you would use and what measurements the contractor needs: (i) a triangle with two sides and the included angle; (ii) a triangle with three sides; (iii) the parallelogram stage; (iv) a hexagonal border tile. (b) Explain why the Lesson 1 approach of base × height only could not give the total area. (c) Explain how knowing every section's area helps the contractor avoid ordering too much or too little material.</w:t>
+            </w:r>
+          </w:p>
+        </w:tc>
+      </w:tr>
+      <w:tr>
+        <w:trPr>
+          <w:trHeight w:val="4200" w:hRule="atLeast"/>
+        </w:trPr>
+        <w:tc>
+          <w:tcPr>
+            <w:tcW w:type="dxa" w:w="13680"/>
             <w:shd w:fill="FFFFFF" w:color="auto" w:val="clear"/>
             <w:tcMar>
               <w:top w:type="dxa" w:w="60"/>
@@ -1776,51 +1066,13 @@
                 <w:rFonts w:ascii="Arial" w:cs="Arial" w:eastAsia="Arial" w:hAnsi="Arial"/>
                 <w:b w:val="false"/>
                 <w:bCs w:val="false"/>
-                <w:i w:val="false"/>
-                <w:iCs w:val="false"/>
-                <w:color w:val="000000"/>
-                <w:sz w:val="18"/>
-                <w:szCs w:val="18"/>
-              </w:rPr>
-              <w:t xml:space="preserve">At the start of this unit, I believed that you could never calculate the area of a triangle without seeing or measuring its height. The most important idea that shifted my thinking was realising that the height is not truly 'missing' — it is hidden inside the relationship between the sides and the angle. When I saw that h = b sin(C) and that this could be substituted directly into the area formula, the whole unit clicked into place. Every formula we developed was a way of unlocking that hidden height using information that IS accessible in the real world.</w:t>
-            </w:r>
-          </w:p>
-          <w:p>
-            <w:pPr>
-              <w:spacing w:after="40" w:before="0"/>
-              <w:jc w:val="left"/>
-            </w:pPr>
-            <w:r>
-              <w:rPr>
-                <w:rFonts w:ascii="Arial" w:cs="Arial" w:eastAsia="Arial" w:hAnsi="Arial"/>
-                <w:b w:val="false"/>
-                <w:bCs w:val="false"/>
-                <w:i w:val="false"/>
-                <w:iCs w:val="false"/>
-                <w:color w:val="000000"/>
-                <w:sz w:val="18"/>
-                <w:szCs w:val="18"/>
-              </w:rPr>
-              <w:t xml:space="preserve"/>
-            </w:r>
-          </w:p>
-          <w:p>
-            <w:pPr>
-              <w:spacing w:after="40" w:before="0"/>
-              <w:jc w:val="left"/>
-            </w:pPr>
-            <w:r>
-              <w:rPr>
-                <w:rFonts w:ascii="Arial" w:cs="Arial" w:eastAsia="Arial" w:hAnsi="Arial"/>
-                <w:b w:val="false"/>
-                <w:bCs w:val="false"/>
-                <w:i w:val="false"/>
-                <w:iCs w:val="false"/>
-                <w:color w:val="000000"/>
-                <w:sz w:val="18"/>
-                <w:szCs w:val="18"/>
-              </w:rPr>
-              <w:t xml:space="preserve">However, there is an important limitation. All of our formulas assume that the measurements of sides and angles are perfectly accurate. In real life, a tape measure pressed across uneven ground, or an angle measured with a basic protractor on a sloping surface, will carry small errors. These errors multiply through the calculation. For example, if the contractor's tape gives the side of a triangle as 8 m when it is actually 8.05 m, the final area will be slightly off. A professional contractor would manage this by using precise surveying instruments (such as a total station or a laser distance measurer), by taking multiple measurements and averaging them, and by always ordering a small buffer — typically 5–10% extra material — to account for measurement uncertainty, cutting waste, and breakage. Mathematics gives us the best possible answer from the data we have; good practice in the field means making sure the data is as accurate as possible.</w:t>
+                <w:i/>
+                <w:iCs/>
+                <w:color w:val="808080"/>
+                <w:sz w:val="18"/>
+                <w:szCs w:val="18"/>
+              </w:rPr>
+              <w:t xml:space="preserve">Write your answer here:</w:t>
             </w:r>
           </w:p>
         </w:tc>
@@ -2047,7 +1299,7 @@
                 <w:sz w:val="18"/>
                 <w:szCs w:val="18"/>
               </w:rPr>
-              <w:t xml:space="preserve">Understanding of the Problem and the Mathematical Challenge</w:t>
+              <w:t xml:space="preserve">Choosing and justifying the correct formula</w:t>
             </w:r>
           </w:p>
         </w:tc>
@@ -2079,7 +1331,7 @@
                 <w:sz w:val="18"/>
                 <w:szCs w:val="18"/>
               </w:rPr>
-              <w:t xml:space="preserve">Clearly and accurately explains why perpendicular height is inaccessible in the Kericho courtyard scenario. Precisely identifies what information IS available (sides and angles) and articulates the mathematical gap this creates. Uses correct mathematical vocabulary (perpendicular height, included angle, polygon decomposition).</w:t>
+              <w:t xml:space="preserve">Selects the correct formula for every shape and explains clearly, using the available measurements, why it is the practical choice when no height can be measured.</w:t>
             </w:r>
           </w:p>
         </w:tc>
@@ -2111,7 +1363,7 @@
                 <w:sz w:val="18"/>
                 <w:szCs w:val="18"/>
               </w:rPr>
-              <w:t xml:space="preserve">Explains the problem adequately and identifies the missing height as the core challenge. May not fully explain why the height is inaccessible or what specific measurements the contractor does have. Vocabulary is mostly correct.</w:t>
+              <w:t xml:space="preserve">Selects the correct formula for most shapes and gives a reasonable but incomplete reason.</w:t>
             </w:r>
           </w:p>
         </w:tc>
@@ -2143,7 +1395,7 @@
                 <w:sz w:val="18"/>
                 <w:szCs w:val="18"/>
               </w:rPr>
-              <w:t xml:space="preserve">Shows a basic awareness that the height is a problem but cannot explain why or connect it to the specific courtyard context. May confuse which measurements are available. Vocabulary is limited or imprecise.</w:t>
+              <w:t xml:space="preserve">Chooses formulas incorrectly or without giving a reason.</w:t>
             </w:r>
           </w:p>
         </w:tc>
@@ -2177,7 +1429,7 @@
                 <w:sz w:val="18"/>
                 <w:szCs w:val="18"/>
               </w:rPr>
-              <w:t xml:space="preserve">Knowledge and Correct Application of Area Formulas</w:t>
+              <w:t xml:space="preserve">Derivations and links between formulas</w:t>
             </w:r>
           </w:p>
         </w:tc>
@@ -2209,7 +1461,7 @@
                 <w:sz w:val="18"/>
                 <w:szCs w:val="18"/>
               </w:rPr>
-              <w:t xml:space="preserve">States all four required formulas correctly using proper mathematical notation. For each formula, correctly identifies the required inputs, demonstrates understanding of when to use it, and explicitly links it to the correct part of the courtyard. No errors in formula recall.</w:t>
+              <w:t xml:space="preserve">Shows correctly how h = b sin C leads to ½ab sin C, and links the parallelogram, equilateral triangle, hexagon and pentagon formulas to the triangle formulas with clear steps and angles.</w:t>
             </w:r>
           </w:p>
         </w:tc>
@@ -2241,7 +1493,7 @@
                 <w:sz w:val="18"/>
                 <w:szCs w:val="18"/>
               </w:rPr>
-              <w:t xml:space="preserve">States at least three formulas correctly. Minor errors in notation or in identifying the required inputs for one formula. Links to the courtyard context are present but may be brief or partially incomplete.</w:t>
+              <w:t xml:space="preserve">Gives most steps of the derivations, with a small gap in the angles or in the link between formulas.</w:t>
             </w:r>
           </w:p>
         </w:tc>
@@ -2273,7 +1525,7 @@
                 <w:sz w:val="18"/>
                 <w:szCs w:val="18"/>
               </w:rPr>
-              <w:t xml:space="preserve">States fewer than three formulas, or makes significant errors in one or more formulas (e.g., missing the ½ in the sine area rule, or using diameter instead of side length for the hexagon). Links to the courtyard are weak or absent.</w:t>
+              <w:t xml:space="preserve">States formulas without showing how they are derived or connected.</w:t>
             </w:r>
           </w:p>
         </w:tc>
@@ -2307,7 +1559,7 @@
                 <w:sz w:val="18"/>
                 <w:szCs w:val="18"/>
               </w:rPr>
-              <w:t xml:space="preserve">Accuracy and Clarity of Mathematical Working</w:t>
+              <w:t xml:space="preserve">Accurate calculation</w:t>
             </w:r>
           </w:p>
         </w:tc>
@@ -2339,7 +1591,7 @@
                 <w:sz w:val="18"/>
                 <w:szCs w:val="18"/>
               </w:rPr>
-              <w:t xml:space="preserve">All three calculations are correct, fully shown step-by-step (formula stated → values substituted → arithmetic shown → answer with correct units). Final combined total is correct. Evidence of understanding WHY each formula was chosen for each section.</w:t>
+              <w:t xml:space="preserve">Calculations are correct and fully shown (Heron's ≈ 1,087.7 m², stage ≈ 21.75 m², pentagon ≈ 139.4 cm²), with units and sensible rounding.</w:t>
             </w:r>
           </w:p>
         </w:tc>
@@ -2371,7 +1623,7 @@
                 <w:sz w:val="18"/>
                 <w:szCs w:val="18"/>
               </w:rPr>
-              <w:t xml:space="preserve">At least two of the three calculations are correct and reasonably well shown. Minor arithmetic errors may be present but the method is sound. Units are mostly correct. Formula choice is correct even if working is partially incomplete.</w:t>
+              <w:t xml:space="preserve">Method is correct but with a minor arithmetic, rounding or unit error.</w:t>
             </w:r>
           </w:p>
         </w:tc>
@@ -2403,7 +1655,7 @@
                 <w:sz w:val="18"/>
                 <w:szCs w:val="18"/>
               </w:rPr>
-              <w:t xml:space="preserve">Only one calculation is fully correct, or significant errors in method (e.g., using wrong formula for a section, missing multiplication by number of tiles, omitting units). Working is difficult to follow or incomplete.</w:t>
+              <w:t xml:space="preserve">Method is incorrect or the working is not shown.</w:t>
             </w:r>
           </w:p>
         </w:tc>
@@ -2437,7 +1689,7 @@
                 <w:sz w:val="18"/>
                 <w:szCs w:val="18"/>
               </w:rPr>
-              <w:t xml:space="preserve">Connection to the Driving Question and Real-Life Contexts</w:t>
+              <w:t xml:space="preserve">Connecting to the Kericho courtyard and driving question</w:t>
             </w:r>
           </w:p>
         </w:tc>
@@ -2469,7 +1721,7 @@
                 <w:sz w:val="18"/>
                 <w:szCs w:val="18"/>
               </w:rPr>
-              <w:t xml:space="preserve">Directly and fully answers the driving question. Articulates the general principle (trigonometry replaces hidden height) clearly. Provides two or more distinct, plausible Kenyan real-life contexts with specific details. Explains the real consequences of calculation errors in those contexts convincingly.</w:t>
+              <w:t xml:space="preserve">Clearly explains how the formulas let the contractor find every area from measurable data and avoid over- or under-ordering, including rounding up tile counts.</w:t>
             </w:r>
           </w:p>
         </w:tc>
@@ -2501,7 +1753,7 @@
                 <w:sz w:val="18"/>
                 <w:szCs w:val="18"/>
               </w:rPr>
-              <w:t xml:space="preserve">Answers the driving question adequately and mentions at least one Kenyan real-life context. The general principle is stated but may lack depth. Consequences of error are mentioned but not fully explored.</w:t>
+              <w:t xml:space="preserve">Links the formulas to the courtyard but gives limited detail on ordering material.</w:t>
             </w:r>
           </w:p>
         </w:tc>
@@ -2533,137 +1785,7 @@
                 <w:sz w:val="18"/>
                 <w:szCs w:val="18"/>
               </w:rPr>
-              <w:t xml:space="preserve">Partially answers the driving question or gives a very general answer not connected to Kenyan contexts. The general principle is not articulated. Real-life consequences of error are absent or very vague.</w:t>
-            </w:r>
-          </w:p>
-        </w:tc>
-      </w:tr>
-      <w:tr>
-        <w:tc>
-          <w:tcPr>
-            <w:tcW w:type="dxa" w:w="3000"/>
-            <w:shd w:fill="D5E8F0" w:color="auto" w:val="clear"/>
-            <w:tcMar>
-              <w:top w:type="dxa" w:w="60"/>
-              <w:left w:type="dxa" w:w="120"/>
-              <w:bottom w:type="dxa" w:w="60"/>
-              <w:right w:type="dxa" w:w="120"/>
-            </w:tcMar>
-            <w:vAlign w:val="top"/>
-          </w:tcPr>
-          <w:p>
-            <w:pPr>
-              <w:spacing w:after="40" w:before="0"/>
-              <w:jc w:val="left"/>
-            </w:pPr>
-            <w:r>
-              <w:rPr>
-                <w:rFonts w:ascii="Arial" w:cs="Arial" w:eastAsia="Arial" w:hAnsi="Arial"/>
-                <w:b w:val="false"/>
-                <w:bCs w:val="false"/>
-                <w:i w:val="false"/>
-                <w:iCs w:val="false"/>
-                <w:color w:val="000000"/>
-                <w:sz w:val="18"/>
-                <w:szCs w:val="18"/>
-              </w:rPr>
-              <w:t xml:space="preserve">Quality of Reflection and Critical Thinking about Limitations</w:t>
-            </w:r>
-          </w:p>
-        </w:tc>
-        <w:tc>
-          <w:tcPr>
-            <w:tcW w:type="dxa" w:w="3560"/>
-            <w:shd w:fill="FFFFFF" w:color="auto" w:val="clear"/>
-            <w:tcMar>
-              <w:top w:type="dxa" w:w="60"/>
-              <w:left w:type="dxa" w:w="120"/>
-              <w:bottom w:type="dxa" w:w="60"/>
-              <w:right w:type="dxa" w:w="120"/>
-            </w:tcMar>
-            <w:vAlign w:val="top"/>
-          </w:tcPr>
-          <w:p>
-            <w:pPr>
-              <w:spacing w:after="40" w:before="0"/>
-              <w:jc w:val="left"/>
-            </w:pPr>
-            <w:r>
-              <w:rPr>
-                <w:rFonts w:ascii="Arial" w:cs="Arial" w:eastAsia="Arial" w:hAnsi="Arial"/>
-                <w:b w:val="false"/>
-                <w:bCs w:val="false"/>
-                <w:i w:val="false"/>
-                <w:iCs w:val="false"/>
-                <w:color w:val="000000"/>
-                <w:sz w:val="18"/>
-                <w:szCs w:val="18"/>
-              </w:rPr>
-              <w:t xml:space="preserve">Identifies a specific, genuine conceptual shift in understanding (not just 'I learned new formulas'). Clearly articulates one real and relevant limitation of the methods (e.g., measurement error in the field). Proposes a practical, realistic strategy a contractor could use to manage this limitation. Reflection is honest and mathematically grounded.</w:t>
-            </w:r>
-          </w:p>
-        </w:tc>
-        <w:tc>
-          <w:tcPr>
-            <w:tcW w:type="dxa" w:w="3560"/>
-            <w:shd w:fill="F2F2F2" w:color="auto" w:val="clear"/>
-            <w:tcMar>
-              <w:top w:type="dxa" w:w="60"/>
-              <w:left w:type="dxa" w:w="120"/>
-              <w:bottom w:type="dxa" w:w="60"/>
-              <w:right w:type="dxa" w:w="120"/>
-            </w:tcMar>
-            <w:vAlign w:val="top"/>
-          </w:tcPr>
-          <w:p>
-            <w:pPr>
-              <w:spacing w:after="40" w:before="0"/>
-              <w:jc w:val="left"/>
-            </w:pPr>
-            <w:r>
-              <w:rPr>
-                <w:rFonts w:ascii="Arial" w:cs="Arial" w:eastAsia="Arial" w:hAnsi="Arial"/>
-                <w:b w:val="false"/>
-                <w:bCs w:val="false"/>
-                <w:i w:val="false"/>
-                <w:iCs w:val="false"/>
-                <w:color w:val="000000"/>
-                <w:sz w:val="18"/>
-                <w:szCs w:val="18"/>
-              </w:rPr>
-              <w:t xml:space="preserve">Describes a meaningful learning shift and identifies a limitation, but the limitation may be somewhat generic (e.g., 'measurements might be wrong') without exploring why or how much this matters. The proposed strategy for managing the limitation is reasonable but brief.</w:t>
-            </w:r>
-          </w:p>
-        </w:tc>
-        <w:tc>
-          <w:tcPr>
-            <w:tcW w:type="dxa" w:w="3560"/>
-            <w:shd w:fill="FFFFFF" w:color="auto" w:val="clear"/>
-            <w:tcMar>
-              <w:top w:type="dxa" w:w="60"/>
-              <w:left w:type="dxa" w:w="120"/>
-              <w:bottom w:type="dxa" w:w="60"/>
-              <w:right w:type="dxa" w:w="120"/>
-            </w:tcMar>
-            <w:vAlign w:val="top"/>
-          </w:tcPr>
-          <w:p>
-            <w:pPr>
-              <w:spacing w:after="40" w:before="0"/>
-              <w:jc w:val="left"/>
-            </w:pPr>
-            <w:r>
-              <w:rPr>
-                <w:rFonts w:ascii="Arial" w:cs="Arial" w:eastAsia="Arial" w:hAnsi="Arial"/>
-                <w:b w:val="false"/>
-                <w:bCs w:val="false"/>
-                <w:i w:val="false"/>
-                <w:iCs w:val="false"/>
-                <w:color w:val="000000"/>
-                <w:sz w:val="18"/>
-                <w:szCs w:val="18"/>
-              </w:rPr>
-              <w:t xml:space="preserve">Reflection is superficial (e.g., 'I found it hard but now I understand'). Limitation identified is trivial, incorrect, or not connected to the methods used. No strategy is proposed for managing the limitation in practice.</w:t>
+              <w:t xml:space="preserve">Gives little or no link to the courtyard or the driving question.</w:t>
             </w:r>
           </w:p>
         </w:tc>
@@ -2787,7 +1909,7 @@
         </w:rPr>
         <w:t xml:space="preserve">© 2026 SeaVuria and ARES. This work is licensed under a </w:t>
       </w:r>
-      <w:hyperlink w:history="1" r:id="rIde9vwqqveaaciy4pt1gsoe">
+      <w:hyperlink w:history="1" r:id="rIdd7mg7glnzxrarjptrttfi">
         <w:r>
           <w:rPr>
             <w:rFonts w:ascii="Arial" w:cs="Arial" w:eastAsia="Arial" w:hAnsi="Arial"/>
@@ -2807,7 +1929,7 @@
         </w:rPr>
         <w:t xml:space="preserve"> (</w:t>
       </w:r>
-      <w:hyperlink w:history="1" r:id="rId6abmv_zemw8goln3atyr0">
+      <w:hyperlink w:history="1" r:id="rIdtjlazoz16oaj0lozbquwf">
         <w:r>
           <w:rPr>
             <w:rFonts w:ascii="Arial" w:cs="Arial" w:eastAsia="Arial" w:hAnsi="Arial"/>
@@ -2827,7 +1949,7 @@
         </w:rPr>
         <w:t xml:space="preserve">). To view a copy of this license, visit </w:t>
       </w:r>
-      <w:hyperlink w:history="1" r:id="rId6tywxbshxmmkr1mtvrxjm">
+      <w:hyperlink w:history="1" r:id="rIdkuwmmpgf--ye1m_m-olk6">
         <w:r>
           <w:rPr>
             <w:rFonts w:ascii="Arial" w:cs="Arial" w:eastAsia="Arial" w:hAnsi="Arial"/>

--- a/data/outputs/v2/Essential_Mathematics/SS2.4_Area_of_Polygons/Essential_Mathematics_Area_of_Polygons_FinalExplanation.docx
+++ b/data/outputs/v2/Essential_Mathematics/SS2.4_Area_of_Polygons/Essential_Mathematics_Area_of_Polygons_FinalExplanation.docx
@@ -1909,7 +1909,7 @@
         </w:rPr>
         <w:t xml:space="preserve">© 2026 SeaVuria and ARES. This work is licensed under a </w:t>
       </w:r>
-      <w:hyperlink w:history="1" r:id="rIdd7mg7glnzxrarjptrttfi">
+      <w:hyperlink w:history="1" r:id="rId8msuomeznvlccwxjnolub">
         <w:r>
           <w:rPr>
             <w:rFonts w:ascii="Arial" w:cs="Arial" w:eastAsia="Arial" w:hAnsi="Arial"/>
@@ -1929,7 +1929,7 @@
         </w:rPr>
         <w:t xml:space="preserve"> (</w:t>
       </w:r>
-      <w:hyperlink w:history="1" r:id="rIdtjlazoz16oaj0lozbquwf">
+      <w:hyperlink w:history="1" r:id="rId28ajyj0hohhkqo96sbz9y">
         <w:r>
           <w:rPr>
             <w:rFonts w:ascii="Arial" w:cs="Arial" w:eastAsia="Arial" w:hAnsi="Arial"/>
@@ -1949,7 +1949,7 @@
         </w:rPr>
         <w:t xml:space="preserve">). To view a copy of this license, visit </w:t>
       </w:r>
-      <w:hyperlink w:history="1" r:id="rIdkuwmmpgf--ye1m_m-olk6">
+      <w:hyperlink w:history="1" r:id="rIdiffehmwemwzuqjhdaqg7j">
         <w:r>
           <w:rPr>
             <w:rFonts w:ascii="Arial" w:cs="Arial" w:eastAsia="Arial" w:hAnsi="Arial"/>

--- a/data/outputs/v2/Essential_Mathematics/SS2.4_Area_of_Polygons/Essential_Mathematics_Area_of_Polygons_FinalExplanation.docx
+++ b/data/outputs/v2/Essential_Mathematics/SS2.4_Area_of_Polygons/Essential_Mathematics_Area_of_Polygons_FinalExplanation.docx
@@ -1909,7 +1909,7 @@
         </w:rPr>
         <w:t xml:space="preserve">© 2026 SeaVuria and ARES. This work is licensed under a </w:t>
       </w:r>
-      <w:hyperlink w:history="1" r:id="rId8msuomeznvlccwxjnolub">
+      <w:hyperlink w:history="1" r:id="rIdhzjelffkgntt-6h209ms8">
         <w:r>
           <w:rPr>
             <w:rFonts w:ascii="Arial" w:cs="Arial" w:eastAsia="Arial" w:hAnsi="Arial"/>
@@ -1929,7 +1929,7 @@
         </w:rPr>
         <w:t xml:space="preserve"> (</w:t>
       </w:r>
-      <w:hyperlink w:history="1" r:id="rId28ajyj0hohhkqo96sbz9y">
+      <w:hyperlink w:history="1" r:id="rId-jnlgsl4quornyqxubveq">
         <w:r>
           <w:rPr>
             <w:rFonts w:ascii="Arial" w:cs="Arial" w:eastAsia="Arial" w:hAnsi="Arial"/>
@@ -1949,7 +1949,7 @@
         </w:rPr>
         <w:t xml:space="preserve">). To view a copy of this license, visit </w:t>
       </w:r>
-      <w:hyperlink w:history="1" r:id="rIdiffehmwemwzuqjhdaqg7j">
+      <w:hyperlink w:history="1" r:id="rIdlfbwdf6xx9fgh8zgbeyzp">
         <w:r>
           <w:rPr>
             <w:rFonts w:ascii="Arial" w:cs="Arial" w:eastAsia="Arial" w:hAnsi="Arial"/>

--- a/data/outputs/v2/Essential_Mathematics/SS2.4_Area_of_Polygons/Essential_Mathematics_Area_of_Polygons_FinalExplanation.docx
+++ b/data/outputs/v2/Essential_Mathematics/SS2.4_Area_of_Polygons/Essential_Mathematics_Area_of_Polygons_FinalExplanation.docx
@@ -1909,7 +1909,7 @@
         </w:rPr>
         <w:t xml:space="preserve">© 2026 SeaVuria and ARES. This work is licensed under a </w:t>
       </w:r>
-      <w:hyperlink w:history="1" r:id="rIdhzjelffkgntt-6h209ms8">
+      <w:hyperlink w:history="1" r:id="rIdloo7j8o0vhbqogx7-aoke">
         <w:r>
           <w:rPr>
             <w:rFonts w:ascii="Arial" w:cs="Arial" w:eastAsia="Arial" w:hAnsi="Arial"/>
@@ -1929,7 +1929,7 @@
         </w:rPr>
         <w:t xml:space="preserve"> (</w:t>
       </w:r>
-      <w:hyperlink w:history="1" r:id="rId-jnlgsl4quornyqxubveq">
+      <w:hyperlink w:history="1" r:id="rId_bulelom7chwn4jcapy0u">
         <w:r>
           <w:rPr>
             <w:rFonts w:ascii="Arial" w:cs="Arial" w:eastAsia="Arial" w:hAnsi="Arial"/>
@@ -1949,7 +1949,7 @@
         </w:rPr>
         <w:t xml:space="preserve">). To view a copy of this license, visit </w:t>
       </w:r>
-      <w:hyperlink w:history="1" r:id="rIdlfbwdf6xx9fgh8zgbeyzp">
+      <w:hyperlink w:history="1" r:id="rIdzkjpwwdd6w7hafciktwxn">
         <w:r>
           <w:rPr>
             <w:rFonts w:ascii="Arial" w:cs="Arial" w:eastAsia="Arial" w:hAnsi="Arial"/>

--- a/data/outputs/v2/Essential_Mathematics/SS2.4_Area_of_Polygons/Essential_Mathematics_Area_of_Polygons_FinalExplanation.docx
+++ b/data/outputs/v2/Essential_Mathematics/SS2.4_Area_of_Polygons/Essential_Mathematics_Area_of_Polygons_FinalExplanation.docx
@@ -1909,7 +1909,7 @@
         </w:rPr>
         <w:t xml:space="preserve">© 2026 SeaVuria and ARES. This work is licensed under a </w:t>
       </w:r>
-      <w:hyperlink w:history="1" r:id="rIdloo7j8o0vhbqogx7-aoke">
+      <w:hyperlink w:history="1" r:id="rIdjs06nll0hjkblcjml3ekt">
         <w:r>
           <w:rPr>
             <w:rFonts w:ascii="Arial" w:cs="Arial" w:eastAsia="Arial" w:hAnsi="Arial"/>
@@ -1929,7 +1929,7 @@
         </w:rPr>
         <w:t xml:space="preserve"> (</w:t>
       </w:r>
-      <w:hyperlink w:history="1" r:id="rId_bulelom7chwn4jcapy0u">
+      <w:hyperlink w:history="1" r:id="rIdcvauhjsmgcrciwaabzebs">
         <w:r>
           <w:rPr>
             <w:rFonts w:ascii="Arial" w:cs="Arial" w:eastAsia="Arial" w:hAnsi="Arial"/>
@@ -1949,7 +1949,7 @@
         </w:rPr>
         <w:t xml:space="preserve">). To view a copy of this license, visit </w:t>
       </w:r>
-      <w:hyperlink w:history="1" r:id="rIdzkjpwwdd6w7hafciktwxn">
+      <w:hyperlink w:history="1" r:id="rIddwrqjn_6k8elak6jwpskm">
         <w:r>
           <w:rPr>
             <w:rFonts w:ascii="Arial" w:cs="Arial" w:eastAsia="Arial" w:hAnsi="Arial"/>

--- a/data/outputs/v2/Essential_Mathematics/SS2.4_Area_of_Polygons/Essential_Mathematics_Area_of_Polygons_FinalExplanation.docx
+++ b/data/outputs/v2/Essential_Mathematics/SS2.4_Area_of_Polygons/Essential_Mathematics_Area_of_Polygons_FinalExplanation.docx
@@ -4,6 +4,7 @@
   <w:body>
     <w:p>
       <w:pPr>
+        <w:keepNext w:val="false"/>
         <w:spacing w:after="30" w:before="0"/>
         <w:jc w:val="center"/>
       </w:pPr>
@@ -23,6 +24,7 @@
     </w:p>
     <w:p>
       <w:pPr>
+        <w:keepNext w:val="false"/>
         <w:spacing w:after="60" w:before="0"/>
         <w:jc w:val="center"/>
       </w:pPr>
@@ -81,6 +83,7 @@
           </w:tcPr>
           <w:p>
             <w:pPr>
+              <w:keepNext w:val="false"/>
               <w:spacing w:after="40" w:before="0"/>
               <w:jc w:val="center"/>
             </w:pPr>
@@ -116,6 +119,7 @@
           </w:tcPr>
           <w:p>
             <w:pPr>
+              <w:keepNext w:val="false"/>
               <w:spacing w:after="40" w:before="0"/>
               <w:jc w:val="center"/>
             </w:pPr>
@@ -150,6 +154,7 @@
           </w:tcPr>
           <w:p>
             <w:pPr>
+              <w:keepNext w:val="false"/>
               <w:spacing w:after="40" w:before="0"/>
               <w:jc w:val="left"/>
             </w:pPr>
@@ -182,6 +187,7 @@
           </w:tcPr>
           <w:p>
             <w:pPr>
+              <w:keepNext w:val="false"/>
               <w:spacing w:after="40" w:before="0"/>
               <w:jc w:val="left"/>
             </w:pPr>
@@ -216,6 +222,7 @@
           </w:tcPr>
           <w:p>
             <w:pPr>
+              <w:keepNext w:val="false"/>
               <w:spacing w:after="40" w:before="0"/>
               <w:jc w:val="left"/>
             </w:pPr>
@@ -248,6 +255,7 @@
           </w:tcPr>
           <w:p>
             <w:pPr>
+              <w:keepNext w:val="false"/>
               <w:spacing w:after="40" w:before="0"/>
               <w:jc w:val="left"/>
             </w:pPr>
@@ -282,6 +290,7 @@
           </w:tcPr>
           <w:p>
             <w:pPr>
+              <w:keepNext w:val="false"/>
               <w:spacing w:after="40" w:before="0"/>
               <w:jc w:val="left"/>
             </w:pPr>
@@ -314,6 +323,7 @@
           </w:tcPr>
           <w:p>
             <w:pPr>
+              <w:keepNext w:val="false"/>
               <w:spacing w:after="40" w:before="0"/>
               <w:jc w:val="left"/>
             </w:pPr>
@@ -374,6 +384,7 @@
           </w:tcPr>
           <w:p>
             <w:pPr>
+              <w:keepNext w:val="false"/>
               <w:spacing w:after="40" w:before="0"/>
               <w:jc w:val="center"/>
             </w:pPr>
@@ -408,6 +419,7 @@
           </w:tcPr>
           <w:p>
             <w:pPr>
+              <w:keepNext w:val="false"/>
               <w:spacing w:after="40" w:before="0"/>
               <w:jc w:val="left"/>
             </w:pPr>
@@ -467,6 +479,7 @@
           </w:tcPr>
           <w:p>
             <w:pPr>
+              <w:keepNext/>
               <w:spacing w:after="40" w:before="0"/>
               <w:jc w:val="center"/>
             </w:pPr>
@@ -501,6 +514,7 @@
           </w:tcPr>
           <w:p>
             <w:pPr>
+              <w:keepNext/>
               <w:spacing w:after="40" w:before="0"/>
               <w:jc w:val="left"/>
             </w:pPr>
@@ -538,6 +552,7 @@
           </w:tcPr>
           <w:p>
             <w:pPr>
+              <w:keepNext w:val="false"/>
               <w:spacing w:after="40" w:before="0"/>
               <w:jc w:val="left"/>
             </w:pPr>
@@ -597,6 +612,7 @@
           </w:tcPr>
           <w:p>
             <w:pPr>
+              <w:keepNext/>
               <w:spacing w:after="40" w:before="0"/>
               <w:jc w:val="center"/>
             </w:pPr>
@@ -631,6 +647,7 @@
           </w:tcPr>
           <w:p>
             <w:pPr>
+              <w:keepNext/>
               <w:spacing w:after="40" w:before="0"/>
               <w:jc w:val="left"/>
             </w:pPr>
@@ -668,6 +685,7 @@
           </w:tcPr>
           <w:p>
             <w:pPr>
+              <w:keepNext w:val="false"/>
               <w:spacing w:after="40" w:before="0"/>
               <w:jc w:val="left"/>
             </w:pPr>
@@ -727,6 +745,7 @@
           </w:tcPr>
           <w:p>
             <w:pPr>
+              <w:keepNext/>
               <w:spacing w:after="40" w:before="0"/>
               <w:jc w:val="center"/>
             </w:pPr>
@@ -761,6 +780,7 @@
           </w:tcPr>
           <w:p>
             <w:pPr>
+              <w:keepNext/>
               <w:spacing w:after="40" w:before="0"/>
               <w:jc w:val="left"/>
             </w:pPr>
@@ -798,6 +818,7 @@
           </w:tcPr>
           <w:p>
             <w:pPr>
+              <w:keepNext w:val="false"/>
               <w:spacing w:after="40" w:before="0"/>
               <w:jc w:val="left"/>
             </w:pPr>
@@ -857,6 +878,7 @@
           </w:tcPr>
           <w:p>
             <w:pPr>
+              <w:keepNext/>
               <w:spacing w:after="40" w:before="0"/>
               <w:jc w:val="center"/>
             </w:pPr>
@@ -891,6 +913,7 @@
           </w:tcPr>
           <w:p>
             <w:pPr>
+              <w:keepNext/>
               <w:spacing w:after="40" w:before="0"/>
               <w:jc w:val="left"/>
             </w:pPr>
@@ -928,6 +951,7 @@
           </w:tcPr>
           <w:p>
             <w:pPr>
+              <w:keepNext w:val="false"/>
               <w:spacing w:after="40" w:before="0"/>
               <w:jc w:val="left"/>
             </w:pPr>
@@ -987,6 +1011,7 @@
           </w:tcPr>
           <w:p>
             <w:pPr>
+              <w:keepNext/>
               <w:spacing w:after="40" w:before="0"/>
               <w:jc w:val="center"/>
             </w:pPr>
@@ -1021,6 +1046,7 @@
           </w:tcPr>
           <w:p>
             <w:pPr>
+              <w:keepNext/>
               <w:spacing w:after="40" w:before="0"/>
               <w:jc w:val="left"/>
             </w:pPr>
@@ -1058,6 +1084,7 @@
           </w:tcPr>
           <w:p>
             <w:pPr>
+              <w:keepNext w:val="false"/>
               <w:spacing w:after="40" w:before="0"/>
               <w:jc w:val="left"/>
             </w:pPr>
@@ -1121,6 +1148,7 @@
           </w:tcPr>
           <w:p>
             <w:pPr>
+              <w:keepNext w:val="false"/>
               <w:spacing w:after="40" w:before="0"/>
               <w:jc w:val="center"/>
             </w:pPr>
@@ -1155,6 +1183,7 @@
           </w:tcPr>
           <w:p>
             <w:pPr>
+              <w:keepNext w:val="false"/>
               <w:spacing w:after="40" w:before="0"/>
               <w:jc w:val="left"/>
             </w:pPr>
@@ -1187,6 +1216,7 @@
           </w:tcPr>
           <w:p>
             <w:pPr>
+              <w:keepNext w:val="false"/>
               <w:spacing w:after="40" w:before="0"/>
               <w:jc w:val="left"/>
             </w:pPr>
@@ -1219,6 +1249,7 @@
           </w:tcPr>
           <w:p>
             <w:pPr>
+              <w:keepNext w:val="false"/>
               <w:spacing w:after="40" w:before="0"/>
               <w:jc w:val="left"/>
             </w:pPr>
@@ -1251,6 +1282,7 @@
           </w:tcPr>
           <w:p>
             <w:pPr>
+              <w:keepNext w:val="false"/>
               <w:spacing w:after="40" w:before="0"/>
               <w:jc w:val="left"/>
             </w:pPr>
@@ -1285,6 +1317,7 @@
           </w:tcPr>
           <w:p>
             <w:pPr>
+              <w:keepNext w:val="false"/>
               <w:spacing w:after="40" w:before="0"/>
               <w:jc w:val="left"/>
             </w:pPr>
@@ -1317,6 +1350,7 @@
           </w:tcPr>
           <w:p>
             <w:pPr>
+              <w:keepNext w:val="false"/>
               <w:spacing w:after="40" w:before="0"/>
               <w:jc w:val="left"/>
             </w:pPr>
@@ -1349,6 +1383,7 @@
           </w:tcPr>
           <w:p>
             <w:pPr>
+              <w:keepNext w:val="false"/>
               <w:spacing w:after="40" w:before="0"/>
               <w:jc w:val="left"/>
             </w:pPr>
@@ -1381,6 +1416,7 @@
           </w:tcPr>
           <w:p>
             <w:pPr>
+              <w:keepNext w:val="false"/>
               <w:spacing w:after="40" w:before="0"/>
               <w:jc w:val="left"/>
             </w:pPr>
@@ -1415,6 +1451,7 @@
           </w:tcPr>
           <w:p>
             <w:pPr>
+              <w:keepNext w:val="false"/>
               <w:spacing w:after="40" w:before="0"/>
               <w:jc w:val="left"/>
             </w:pPr>
@@ -1447,6 +1484,7 @@
           </w:tcPr>
           <w:p>
             <w:pPr>
+              <w:keepNext w:val="false"/>
               <w:spacing w:after="40" w:before="0"/>
               <w:jc w:val="left"/>
             </w:pPr>
@@ -1479,6 +1517,7 @@
           </w:tcPr>
           <w:p>
             <w:pPr>
+              <w:keepNext w:val="false"/>
               <w:spacing w:after="40" w:before="0"/>
               <w:jc w:val="left"/>
             </w:pPr>
@@ -1511,6 +1550,7 @@
           </w:tcPr>
           <w:p>
             <w:pPr>
+              <w:keepNext w:val="false"/>
               <w:spacing w:after="40" w:before="0"/>
               <w:jc w:val="left"/>
             </w:pPr>
@@ -1545,6 +1585,7 @@
           </w:tcPr>
           <w:p>
             <w:pPr>
+              <w:keepNext w:val="false"/>
               <w:spacing w:after="40" w:before="0"/>
               <w:jc w:val="left"/>
             </w:pPr>
@@ -1577,6 +1618,7 @@
           </w:tcPr>
           <w:p>
             <w:pPr>
+              <w:keepNext w:val="false"/>
               <w:spacing w:after="40" w:before="0"/>
               <w:jc w:val="left"/>
             </w:pPr>
@@ -1609,6 +1651,7 @@
           </w:tcPr>
           <w:p>
             <w:pPr>
+              <w:keepNext w:val="false"/>
               <w:spacing w:after="40" w:before="0"/>
               <w:jc w:val="left"/>
             </w:pPr>
@@ -1641,6 +1684,7 @@
           </w:tcPr>
           <w:p>
             <w:pPr>
+              <w:keepNext w:val="false"/>
               <w:spacing w:after="40" w:before="0"/>
               <w:jc w:val="left"/>
             </w:pPr>
@@ -1675,6 +1719,7 @@
           </w:tcPr>
           <w:p>
             <w:pPr>
+              <w:keepNext w:val="false"/>
               <w:spacing w:after="40" w:before="0"/>
               <w:jc w:val="left"/>
             </w:pPr>
@@ -1707,6 +1752,7 @@
           </w:tcPr>
           <w:p>
             <w:pPr>
+              <w:keepNext w:val="false"/>
               <w:spacing w:after="40" w:before="0"/>
               <w:jc w:val="left"/>
             </w:pPr>
@@ -1739,6 +1785,7 @@
           </w:tcPr>
           <w:p>
             <w:pPr>
+              <w:keepNext w:val="false"/>
               <w:spacing w:after="40" w:before="0"/>
               <w:jc w:val="left"/>
             </w:pPr>
@@ -1771,6 +1818,7 @@
           </w:tcPr>
           <w:p>
             <w:pPr>
+              <w:keepNext w:val="false"/>
               <w:spacing w:after="40" w:before="0"/>
               <w:jc w:val="left"/>
             </w:pPr>
@@ -1909,7 +1957,7 @@
         </w:rPr>
         <w:t xml:space="preserve">© 2026 SeaVuria and ARES. This work is licensed under a </w:t>
       </w:r>
-      <w:hyperlink w:history="1" r:id="rIdjs06nll0hjkblcjml3ekt">
+      <w:hyperlink w:history="1" r:id="rId0d4qnquoq5-isynbzfgax">
         <w:r>
           <w:rPr>
             <w:rFonts w:ascii="Arial" w:cs="Arial" w:eastAsia="Arial" w:hAnsi="Arial"/>
@@ -1929,7 +1977,7 @@
         </w:rPr>
         <w:t xml:space="preserve"> (</w:t>
       </w:r>
-      <w:hyperlink w:history="1" r:id="rIdcvauhjsmgcrciwaabzebs">
+      <w:hyperlink w:history="1" r:id="rId2ttdjw6qlkdskjv2-magt">
         <w:r>
           <w:rPr>
             <w:rFonts w:ascii="Arial" w:cs="Arial" w:eastAsia="Arial" w:hAnsi="Arial"/>
@@ -1949,7 +1997,7 @@
         </w:rPr>
         <w:t xml:space="preserve">). To view a copy of this license, visit </w:t>
       </w:r>
-      <w:hyperlink w:history="1" r:id="rIddwrqjn_6k8elak6jwpskm">
+      <w:hyperlink w:history="1" r:id="rId8ygtfsq08-okvwwg692_l">
         <w:r>
           <w:rPr>
             <w:rFonts w:ascii="Arial" w:cs="Arial" w:eastAsia="Arial" w:hAnsi="Arial"/>

--- a/data/outputs/v2/Essential_Mathematics/SS2.4_Area_of_Polygons/Essential_Mathematics_Area_of_Polygons_FinalExplanation.docx
+++ b/data/outputs/v2/Essential_Mathematics/SS2.4_Area_of_Polygons/Essential_Mathematics_Area_of_Polygons_FinalExplanation.docx
@@ -1957,7 +1957,7 @@
         </w:rPr>
         <w:t xml:space="preserve">© 2026 SeaVuria and ARES. This work is licensed under a </w:t>
       </w:r>
-      <w:hyperlink w:history="1" r:id="rId0d4qnquoq5-isynbzfgax">
+      <w:hyperlink w:history="1" r:id="rIdpw7xp2zla4ph5vkj9a9db">
         <w:r>
           <w:rPr>
             <w:rFonts w:ascii="Arial" w:cs="Arial" w:eastAsia="Arial" w:hAnsi="Arial"/>
@@ -1977,7 +1977,7 @@
         </w:rPr>
         <w:t xml:space="preserve"> (</w:t>
       </w:r>
-      <w:hyperlink w:history="1" r:id="rId2ttdjw6qlkdskjv2-magt">
+      <w:hyperlink w:history="1" r:id="rIdqoo1u0fd2ijkjw-4qjolt">
         <w:r>
           <w:rPr>
             <w:rFonts w:ascii="Arial" w:cs="Arial" w:eastAsia="Arial" w:hAnsi="Arial"/>
@@ -1997,7 +1997,7 @@
         </w:rPr>
         <w:t xml:space="preserve">). To view a copy of this license, visit </w:t>
       </w:r>
-      <w:hyperlink w:history="1" r:id="rId8ygtfsq08-okvwwg692_l">
+      <w:hyperlink w:history="1" r:id="rId6lvh8w8zdpkz3nwhgfgvl">
         <w:r>
           <w:rPr>
             <w:rFonts w:ascii="Arial" w:cs="Arial" w:eastAsia="Arial" w:hAnsi="Arial"/>
